--- a/media/R2499/final_seitai/第二轮回归测试说明.docx
+++ b/media/R2499/final_seitai/第二轮回归测试说明.docx
@@ -517,7 +517,7 @@
           <w:sz w:val="32"/>
           <w:szCs w:val="32"/>
         </w:rPr>
-        <w:t xml:space="preserve">2024年11月26日</w:t>
+        <w:t xml:space="preserve">2024年11月29日</w:t>
       </w:r>
     </w:p>
     <w:p>
@@ -858,7 +858,7 @@
           <w:szCs w:val="44"/>
           <w:u w:val="single"/>
         </w:rPr>
-        <w:t xml:space="preserve">  陈俊亦  </w:t>
+        <w:t xml:space="preserve">  某测试人员3  </w:t>
       </w:r>
       <w:r>
         <w:rPr>
@@ -948,7 +948,7 @@
           <w:szCs w:val="44"/>
           <w:u w:val="single"/>
         </w:rPr>
-        <w:t xml:space="preserve">20241124</w:t>
+        <w:t xml:space="preserve">20241127</w:t>
       </w:r>
     </w:p>
     <w:p>
@@ -1142,7 +1142,7 @@
           <w:szCs w:val="44"/>
           <w:u w:val="single"/>
         </w:rPr>
-        <w:t xml:space="preserve">20241125</w:t>
+        <w:t xml:space="preserve">20241128</w:t>
       </w:r>
     </w:p>
     <w:p>
@@ -1363,7 +1363,7 @@
           <w:szCs w:val="44"/>
           <w:u w:val="single"/>
         </w:rPr>
-        <w:t xml:space="preserve">20241126</w:t>
+        <w:t xml:space="preserve">20241129</w:t>
       </w:r>
     </w:p>
     <w:p>
@@ -1673,7 +1673,7 @@
           <w:szCs w:val="44"/>
           <w:u w:val="single"/>
         </w:rPr>
-        <w:t xml:space="preserve">20241126</w:t>
+        <w:t xml:space="preserve">20241129</w:t>
       </w:r>
     </w:p>
     <w:p>
@@ -1935,7 +1935,7 @@
                 <w:rFonts w:hint="eastAsia"/>
                 <w:szCs w:val="21"/>
               </w:rPr>
-              <w:t xml:space="preserve">20241124</w:t>
+              <w:t xml:space="preserve">20241127</w:t>
             </w:r>
           </w:p>
         </w:tc>
@@ -2074,7 +2074,7 @@
                 <w:rFonts w:hint="eastAsia"/>
                 <w:szCs w:val="21"/>
               </w:rPr>
-              <w:t xml:space="preserve">20241126</w:t>
+              <w:t xml:space="preserve">20241129</w:t>
             </w:r>
           </w:p>
         </w:tc>
@@ -4714,7 +4714,7 @@
               <w:sz w:val="24"/>
               <w:szCs w:val="24"/>
             </w:rPr>
-            <w:t xml:space="preserve">这是测试环境说明-web写的内容</w:t>
+            <w:t xml:space="preserve">CX-3E(01/02/03)ZCL数据处理机主要用于接收星上载荷3台广域监视相机和1台精密跟踪相机的原始数据并实时处理，完成目标在轨检测、图像定位、天文定位以及目标异动识别。</w:t>
           </w:r>
         </w:p>
         <w:p>
@@ -4732,7 +4732,325 @@
               <w:sz w:val="24"/>
               <w:szCs w:val="24"/>
             </w:rPr>
-            <w:t xml:space="preserve">这是测评环境内容!!!</w:t>
+            <w:t xml:space="preserve">广域图像处理机、广域精跟图像处理机主要用于接收相机的图像数据，进行图像处理并将数据处理结果转发至天文定位数据处理机。数据处理分系统的连接关系如图所示：</w:t>
+          </w:r>
+        </w:p>
+        <w:p>
+          <w:pPr>
+            <w:spacing w:line="360" w:lineRule="auto"/>
+            <w:jc w:val="center"/>
+            <w:rPr>
+              <w:szCs w:val="21"/>
+            </w:rPr>
+          </w:pPr>
+          <w:r>
+            <w:rPr>
+              <w:rFonts w:hint="eastAsia"/>
+              <w:szCs w:val="21"/>
+            </w:rPr>
+            <w:t xml:space="preserve"/>
+          </w:r>
+          <w:r>
+            <w:drawing>
+              <wp:inline xmlns:a="http://schemas.openxmlformats.org/drawingml/2006/main" xmlns:pic="http://schemas.openxmlformats.org/drawingml/2006/picture">
+                <wp:extent cx="4320000" cy="2715322"/>
+                <wp:docPr id="1001" name="Picture 1003"/>
+                <wp:cNvGraphicFramePr>
+                  <a:graphicFrameLocks noChangeAspect="1"/>
+                </wp:cNvGraphicFramePr>
+                <a:graphic>
+                  <a:graphicData uri="http://schemas.openxmlformats.org/drawingml/2006/picture">
+                    <pic:pic>
+                      <pic:nvPicPr>
+                        <pic:cNvPr id="0" name="image.png"/>
+                        <pic:cNvPicPr/>
+                      </pic:nvPicPr>
+                      <pic:blipFill>
+                        <a:blip r:embed="rId21"/>
+                        <a:stretch>
+                          <a:fillRect/>
+                        </a:stretch>
+                      </pic:blipFill>
+                      <pic:spPr>
+                        <a:xfrm>
+                          <a:off x="0" y="0"/>
+                          <a:ext cx="4320000" cy="2715322"/>
+                        </a:xfrm>
+                        <a:prstGeom prst="rect"/>
+                      </pic:spPr>
+                    </pic:pic>
+                  </a:graphicData>
+                </a:graphic>
+              </wp:inline>
+            </w:drawing>
+          </w:r>
+          <w:r>
+            <w:t xml:space="preserve"/>
+          </w:r>
+        </w:p>
+        <w:p>
+          <w:pPr>
+            <w:spacing w:line="360" w:lineRule="auto"/>
+            <w:jc w:val="center"/>
+            <w:rPr>
+              <w:szCs w:val="21"/>
+            </w:rPr>
+          </w:pPr>
+          <w:r>
+            <w:rPr>
+              <w:rFonts w:hint="eastAsia"/>
+              <w:szCs w:val="21"/>
+            </w:rPr>
+            <w:t xml:space="preserve">图5‑1数据处理分析系统连接关系图</w:t>
+          </w:r>
+        </w:p>
+        <w:p>
+          <w:pPr>
+            <w:spacing w:line="360" w:lineRule="auto"/>
+            <w:ind w:firstLineChars="200" w:firstLine="480"/>
+            <w:rPr>
+              <w:sz w:val="24"/>
+              <w:szCs w:val="24"/>
+            </w:rPr>
+          </w:pPr>
+          <w:r>
+            <w:rPr>
+              <w:rFonts w:hint="eastAsia"/>
+              <w:sz w:val="24"/>
+              <w:szCs w:val="24"/>
+            </w:rPr>
+            <w:t xml:space="preserve">图像处理机分为广域图像处理机和广域精跟图像处理机，硬件和软件均做统型设计，硬件按照最大接口包络设计，软件通过BOOT_FLAG标示，识别当前为广域处理机或者精跟处理机；其中广域图像处理机为2路2711图像输入，接收6个DSP的图像处理结果；精跟图像处理机为1路2711图像输入，1路LVDS图像输入，接收4个DSP的图像处理结果；接口管理FPGA通过BOOT_FLAG选通两路数据作为图像输入源，在接口管理FPGA内部，两路图像数据通道完全独立，独立的处理数据并通过各自独立的SRIO发送出去，接口管理FPGA交联图如下：</w:t>
+          </w:r>
+        </w:p>
+        <w:p>
+          <w:pPr>
+            <w:spacing w:line="360" w:lineRule="auto"/>
+            <w:jc w:val="center"/>
+            <w:rPr>
+              <w:szCs w:val="21"/>
+            </w:rPr>
+          </w:pPr>
+          <w:r>
+            <w:rPr>
+              <w:rFonts w:hint="eastAsia"/>
+              <w:szCs w:val="21"/>
+            </w:rPr>
+            <w:t xml:space="preserve"/>
+          </w:r>
+          <w:r>
+            <w:drawing>
+              <wp:inline xmlns:a="http://schemas.openxmlformats.org/drawingml/2006/main" xmlns:pic="http://schemas.openxmlformats.org/drawingml/2006/picture">
+                <wp:extent cx="4320000" cy="2338442"/>
+                <wp:docPr id="1002" name="Picture 1004"/>
+                <wp:cNvGraphicFramePr>
+                  <a:graphicFrameLocks noChangeAspect="1"/>
+                </wp:cNvGraphicFramePr>
+                <a:graphic>
+                  <a:graphicData uri="http://schemas.openxmlformats.org/drawingml/2006/picture">
+                    <pic:pic>
+                      <pic:nvPicPr>
+                        <pic:cNvPr id="0" name="image.png"/>
+                        <pic:cNvPicPr/>
+                      </pic:nvPicPr>
+                      <pic:blipFill>
+                        <a:blip r:embed="rId22"/>
+                        <a:stretch>
+                          <a:fillRect/>
+                        </a:stretch>
+                      </pic:blipFill>
+                      <pic:spPr>
+                        <a:xfrm>
+                          <a:off x="0" y="0"/>
+                          <a:ext cx="4320000" cy="2338442"/>
+                        </a:xfrm>
+                        <a:prstGeom prst="rect"/>
+                      </pic:spPr>
+                    </pic:pic>
+                  </a:graphicData>
+                </a:graphic>
+              </wp:inline>
+            </w:drawing>
+          </w:r>
+          <w:r>
+            <w:t xml:space="preserve"/>
+          </w:r>
+        </w:p>
+        <w:p>
+          <w:pPr>
+            <w:spacing w:line="360" w:lineRule="auto"/>
+            <w:jc w:val="center"/>
+            <w:rPr>
+              <w:szCs w:val="21"/>
+            </w:rPr>
+          </w:pPr>
+          <w:r>
+            <w:rPr>
+              <w:rFonts w:hint="eastAsia"/>
+              <w:szCs w:val="21"/>
+            </w:rPr>
+            <w:t xml:space="preserve">图5‑1接口管理FPGA外部交联图</w:t>
+          </w:r>
+        </w:p>
+        <w:p>
+          <w:pPr>
+            <w:spacing w:line="360" w:lineRule="auto"/>
+            <w:ind w:firstLineChars="200" w:firstLine="480"/>
+            <w:rPr>
+              <w:sz w:val="24"/>
+              <w:szCs w:val="24"/>
+            </w:rPr>
+          </w:pPr>
+          <w:r>
+            <w:rPr>
+              <w:rFonts w:hint="eastAsia"/>
+              <w:sz w:val="24"/>
+              <w:szCs w:val="24"/>
+            </w:rPr>
+            <w:t xml:space="preserve">接口管理FPGA主要完成以下功能：</w:t>
+          </w:r>
+        </w:p>
+        <w:p>
+          <w:pPr>
+            <w:spacing w:line="360" w:lineRule="auto"/>
+            <w:ind w:firstLineChars="200" w:firstLine="480"/>
+            <w:rPr>
+              <w:sz w:val="24"/>
+              <w:szCs w:val="24"/>
+            </w:rPr>
+          </w:pPr>
+          <w:r>
+            <w:rPr>
+              <w:rFonts w:hint="eastAsia"/>
+              <w:sz w:val="24"/>
+              <w:szCs w:val="24"/>
+            </w:rPr>
+            <w:t xml:space="preserve">1）通过EMIF接口与处理器进行数据传输；</w:t>
+          </w:r>
+        </w:p>
+        <w:p>
+          <w:pPr>
+            <w:spacing w:line="360" w:lineRule="auto"/>
+            <w:ind w:firstLineChars="200" w:firstLine="480"/>
+            <w:rPr>
+              <w:sz w:val="24"/>
+              <w:szCs w:val="24"/>
+            </w:rPr>
+          </w:pPr>
+          <w:r>
+            <w:rPr>
+              <w:rFonts w:hint="eastAsia"/>
+              <w:sz w:val="24"/>
+              <w:szCs w:val="24"/>
+            </w:rPr>
+            <w:t xml:space="preserve">2）接口管理FPGA通过2711/LVDS接口接收广域/精跟相机的图像数据，并通过SRIO转发至FPGA计算节点；FPGA提供异步串口接口，由处理器控制，实现与各个计算节点的遥控遥测数据传输；</w:t>
+          </w:r>
+        </w:p>
+        <w:p>
+          <w:pPr>
+            <w:spacing w:line="360" w:lineRule="auto"/>
+            <w:ind w:firstLineChars="200" w:firstLine="480"/>
+            <w:rPr>
+              <w:sz w:val="24"/>
+              <w:szCs w:val="24"/>
+            </w:rPr>
+          </w:pPr>
+          <w:r>
+            <w:rPr>
+              <w:rFonts w:hint="eastAsia"/>
+              <w:sz w:val="24"/>
+              <w:szCs w:val="24"/>
+            </w:rPr>
+            <w:t xml:space="preserve">3）接收DSP计算节点的IPD数据和图像处理日志，并通过LVDS接口发送至天文定位数据处理机；</w:t>
+          </w:r>
+        </w:p>
+        <w:p>
+          <w:pPr>
+            <w:spacing w:line="360" w:lineRule="auto"/>
+            <w:ind w:firstLineChars="200" w:firstLine="480"/>
+            <w:rPr>
+              <w:sz w:val="24"/>
+              <w:szCs w:val="24"/>
+            </w:rPr>
+          </w:pPr>
+          <w:r>
+            <w:rPr>
+              <w:rFonts w:hint="eastAsia"/>
+              <w:sz w:val="24"/>
+              <w:szCs w:val="24"/>
+            </w:rPr>
+            <w:t xml:space="preserve">4）控制AD采集芯片SAD0832的时序，周期性完成各个计算节点的电压采集，由处理器读取结果；</w:t>
+          </w:r>
+        </w:p>
+        <w:p>
+          <w:pPr>
+            <w:spacing w:line="360" w:lineRule="auto"/>
+            <w:ind w:firstLineChars="200" w:firstLine="480"/>
+            <w:rPr>
+              <w:sz w:val="24"/>
+              <w:szCs w:val="24"/>
+            </w:rPr>
+          </w:pPr>
+          <w:r>
+            <w:rPr>
+              <w:rFonts w:hint="eastAsia"/>
+              <w:sz w:val="24"/>
+              <w:szCs w:val="24"/>
+            </w:rPr>
+            <w:t xml:space="preserve">5）控制SPI FLASH时序，可以根据处理器指令提取相应位置的配置文件，实现对不同计算节点的原始配置文件重构，能够根据处理器指令要求，缓存新的配置文件；</w:t>
+          </w:r>
+        </w:p>
+        <w:p>
+          <w:pPr>
+            <w:spacing w:line="360" w:lineRule="auto"/>
+            <w:ind w:firstLineChars="200" w:firstLine="480"/>
+            <w:rPr>
+              <w:sz w:val="24"/>
+              <w:szCs w:val="24"/>
+            </w:rPr>
+          </w:pPr>
+          <w:r>
+            <w:rPr>
+              <w:rFonts w:hint="eastAsia"/>
+              <w:sz w:val="24"/>
+              <w:szCs w:val="24"/>
+            </w:rPr>
+            <w:t xml:space="preserve">6）模拟LSMEU03的JTAG时序，实现对LSMEU03的上注功能；</w:t>
+          </w:r>
+        </w:p>
+        <w:p>
+          <w:pPr>
+            <w:spacing w:line="360" w:lineRule="auto"/>
+            <w:ind w:firstLineChars="200" w:firstLine="480"/>
+            <w:rPr>
+              <w:sz w:val="24"/>
+              <w:szCs w:val="24"/>
+            </w:rPr>
+          </w:pPr>
+          <w:r>
+            <w:rPr>
+              <w:rFonts w:hint="eastAsia"/>
+              <w:sz w:val="24"/>
+              <w:szCs w:val="24"/>
+            </w:rPr>
+            <w:t xml:space="preserve">7）OC指令输出功能；</w:t>
+          </w:r>
+        </w:p>
+        <w:p>
+          <w:pPr>
+            <w:spacing w:line="360" w:lineRule="auto"/>
+            <w:ind w:firstLineChars="200" w:firstLine="480"/>
+            <w:rPr>
+              <w:sz w:val="24"/>
+              <w:szCs w:val="24"/>
+            </w:rPr>
+          </w:pPr>
+          <w:r>
+            <w:rPr>
+              <w:rFonts w:hint="eastAsia"/>
+              <w:sz w:val="24"/>
+              <w:szCs w:val="24"/>
+            </w:rPr>
+            <w:t xml:space="preserve">8）状态检测等功能；</w:t>
           </w:r>
         </w:p>
       </w:sdtContent>
@@ -5306,7 +5624,7 @@
                   <wp:inline distT="0" distB="0" distL="0" distR="0" wp14:anchorId="22A6068B" wp14:editId="14AEB73B">
                     <wp:extent cx="1738630" cy="755015"/>
                     <wp:effectExtent l="12700" t="8255" r="10795" b="8255"/>
-                    <wp:docPr id="1001" name="矩形 1"/>
+                    <wp:docPr id="1003" name="矩形 1"/>
                     <wp:cNvGraphicFramePr>
                       <a:graphicFrameLocks xmlns:a="http://schemas.openxmlformats.org/drawingml/2006/main"/>
                     </wp:cNvGraphicFramePr>
@@ -9146,6 +9464,7 @@
       <w:sdtContent>
         <w:p>
           <w:pPr>
+            <w:wordWrap w:val="0"/>
             <w:spacing w:line="360" w:lineRule="auto"/>
             <w:ind w:firstLineChars="200" w:firstLine="480"/>
             <w:rPr>
@@ -9159,7 +9478,1236 @@
               <w:sz w:val="24"/>
               <w:szCs w:val="24"/>
             </w:rPr>
-            <w:t xml:space="preserve">我是web数据</w:t>
+            <w:t xml:space="preserve">此次软件静态测试环境使用的软件项见下表。</w:t>
+          </w:r>
+        </w:p>
+        <w:p>
+          <w:pPr>
+            <w:wordWrap w:val="0"/>
+            <w:spacing w:line="360" w:lineRule="auto"/>
+            <w:jc w:val="center"/>
+            <w:rPr>
+              <w:sz w:val="21"/>
+              <w:szCs w:val="21"/>
+            </w:rPr>
+          </w:pPr>
+          <w:r>
+            <w:rPr>
+              <w:rFonts w:hint="eastAsia"/>
+              <w:sz w:val="21"/>
+              <w:szCs w:val="21"/>
+            </w:rPr>
+            <w:t xml:space="preserve">表5-4静态测评环境软件项</w:t>
+          </w:r>
+        </w:p>
+        <w:tbl>
+          <w:tblPr>
+            <w:tblW w:w="5000" w:type="pct"/>
+            <w:tblBorders>
+              <w:top w:val="single" w:sz="12" w:space="0" w:color="auto"/>
+              <w:left w:val="single" w:sz="12" w:space="0" w:color="auto"/>
+              <w:bottom w:val="single" w:sz="12" w:space="0" w:color="auto"/>
+              <w:right w:val="single" w:sz="12" w:space="0" w:color="auto"/>
+              <w:insideH w:val="single" w:sz="6" w:space="0" w:color="auto"/>
+              <w:insideV w:val="single" w:sz="6" w:space="0" w:color="auto"/>
+            </w:tblBorders>
+            <w:tblLook w:val="01E0" w:firstRow="1" w:lastRow="1" w:firstColumn="1" w:lastColumn="1" w:noHBand="0" w:noVBand="0"/>
+          </w:tblPr>
+          <w:tblGrid>
+            <w:gridCol w:w="2142"/>
+            <w:gridCol w:w="1009"/>
+            <w:gridCol w:w="1813"/>
+            <w:gridCol w:w="1655"/>
+            <w:gridCol w:w="1655"/>
+          </w:tblGrid>
+          <w:tr>
+            <w:trPr>
+              <w:trHeight w:val="454"/>
+            </w:trPr>
+            <w:tc>
+              <w:tcPr>
+                <w:tcW w:w="1017" w:type="pct"/>
+                <w:shd w:val="clear" w:color="auto" w:fill="auto"/>
+                <w:vAlign w:val="center"/>
+              </w:tcPr>
+              <w:p>
+                <w:pPr>
+                  <w:wordWrap w:val="0"/>
+                  <w:spacing w:line="240" w:lineRule="auto"/>
+                  <w:rPr>
+                    <w:sz w:val="21"/>
+                    <w:szCs w:val="21"/>
+                  </w:rPr>
+                </w:pPr>
+                <w:r>
+                  <w:rPr>
+                    <w:rFonts w:hint="eastAsia"/>
+                    <w:sz w:val="21"/>
+                    <w:szCs w:val="21"/>
+                  </w:rPr>
+                  <w:t xml:space="preserve">序号</w:t>
+                </w:r>
+              </w:p>
+            </w:tc>
+            <w:tc>
+              <w:tcPr>
+                <w:tcW w:w="1017" w:type="pct"/>
+                <w:shd w:val="clear" w:color="auto" w:fill="auto"/>
+                <w:vAlign w:val="center"/>
+              </w:tcPr>
+              <w:p>
+                <w:pPr>
+                  <w:wordWrap w:val="0"/>
+                  <w:spacing w:line="240" w:lineRule="auto"/>
+                  <w:rPr>
+                    <w:sz w:val="21"/>
+                    <w:szCs w:val="21"/>
+                  </w:rPr>
+                </w:pPr>
+                <w:r>
+                  <w:rPr>
+                    <w:rFonts w:hint="eastAsia"/>
+                    <w:sz w:val="21"/>
+                    <w:szCs w:val="21"/>
+                  </w:rPr>
+                  <w:t xml:space="preserve">软件项名称</w:t>
+                </w:r>
+              </w:p>
+            </w:tc>
+            <w:tc>
+              <w:tcPr>
+                <w:tcW w:w="1017" w:type="pct"/>
+                <w:shd w:val="clear" w:color="auto" w:fill="auto"/>
+                <w:vAlign w:val="center"/>
+              </w:tcPr>
+              <w:p>
+                <w:pPr>
+                  <w:wordWrap w:val="0"/>
+                  <w:spacing w:line="240" w:lineRule="auto"/>
+                  <w:rPr>
+                    <w:sz w:val="21"/>
+                    <w:szCs w:val="21"/>
+                  </w:rPr>
+                </w:pPr>
+                <w:r>
+                  <w:rPr>
+                    <w:rFonts w:hint="eastAsia"/>
+                    <w:sz w:val="21"/>
+                    <w:szCs w:val="21"/>
+                  </w:rPr>
+                  <w:t xml:space="preserve">版本</w:t>
+                </w:r>
+              </w:p>
+            </w:tc>
+            <w:tc>
+              <w:tcPr>
+                <w:tcW w:w="1017" w:type="pct"/>
+                <w:shd w:val="clear" w:color="auto" w:fill="auto"/>
+                <w:vAlign w:val="center"/>
+              </w:tcPr>
+              <w:p>
+                <w:pPr>
+                  <w:wordWrap w:val="0"/>
+                  <w:spacing w:line="240" w:lineRule="auto"/>
+                  <w:rPr>
+                    <w:sz w:val="21"/>
+                    <w:szCs w:val="21"/>
+                  </w:rPr>
+                </w:pPr>
+                <w:r>
+                  <w:rPr>
+                    <w:rFonts w:hint="eastAsia"/>
+                    <w:sz w:val="21"/>
+                    <w:szCs w:val="21"/>
+                  </w:rPr>
+                  <w:t xml:space="preserve">提供单位</w:t>
+                </w:r>
+              </w:p>
+            </w:tc>
+            <w:tc>
+              <w:tcPr>
+                <w:tcW w:w="1017" w:type="pct"/>
+                <w:shd w:val="clear" w:color="auto" w:fill="auto"/>
+                <w:vAlign w:val="center"/>
+              </w:tcPr>
+              <w:p>
+                <w:pPr>
+                  <w:wordWrap w:val="0"/>
+                  <w:spacing w:line="240" w:lineRule="auto"/>
+                  <w:rPr>
+                    <w:sz w:val="21"/>
+                    <w:szCs w:val="21"/>
+                  </w:rPr>
+                </w:pPr>
+                <w:r>
+                  <w:rPr>
+                    <w:rFonts w:hint="eastAsia"/>
+                    <w:sz w:val="21"/>
+                    <w:szCs w:val="21"/>
+                  </w:rPr>
+                  <w:t xml:space="preserve">用途</w:t>
+                </w:r>
+              </w:p>
+            </w:tc>
+          </w:tr>
+          <w:tr>
+            <w:trPr>
+              <w:trHeight w:val="454"/>
+            </w:trPr>
+            <w:tc>
+              <w:tcPr>
+                <w:tcW w:w="1017" w:type="pct"/>
+                <w:shd w:val="clear" w:color="auto" w:fill="auto"/>
+                <w:vAlign w:val="center"/>
+              </w:tcPr>
+              <w:p>
+                <w:pPr>
+                  <w:wordWrap w:val="0"/>
+                  <w:spacing w:line="240" w:lineRule="auto"/>
+                  <w:rPr>
+                    <w:sz w:val="21"/>
+                    <w:szCs w:val="21"/>
+                  </w:rPr>
+                </w:pPr>
+                <w:r>
+                  <w:rPr>
+                    <w:rFonts w:hint="eastAsia"/>
+                    <w:sz w:val="21"/>
+                    <w:szCs w:val="21"/>
+                  </w:rPr>
+                  <w:t xml:space="preserve">1</w:t>
+                </w:r>
+              </w:p>
+            </w:tc>
+            <w:tc>
+              <w:tcPr>
+                <w:tcW w:w="1017" w:type="pct"/>
+                <w:shd w:val="clear" w:color="auto" w:fill="auto"/>
+                <w:vAlign w:val="center"/>
+              </w:tcPr>
+              <w:p>
+                <w:pPr>
+                  <w:wordWrap w:val="0"/>
+                  <w:spacing w:line="240" w:lineRule="auto"/>
+                  <w:rPr>
+                    <w:sz w:val="21"/>
+                    <w:szCs w:val="21"/>
+                  </w:rPr>
+                </w:pPr>
+                <w:r>
+                  <w:rPr>
+                    <w:rFonts w:hint="eastAsia"/>
+                    <w:sz w:val="21"/>
+                    <w:szCs w:val="21"/>
+                  </w:rPr>
+                  <w:t xml:space="preserve">XXXX软件</w:t>
+                </w:r>
+              </w:p>
+            </w:tc>
+            <w:tc>
+              <w:tcPr>
+                <w:tcW w:w="1017" w:type="pct"/>
+                <w:shd w:val="clear" w:color="auto" w:fill="auto"/>
+                <w:vAlign w:val="center"/>
+              </w:tcPr>
+              <w:p>
+                <w:pPr>
+                  <w:wordWrap w:val="0"/>
+                  <w:spacing w:line="240" w:lineRule="auto"/>
+                  <w:rPr>
+                    <w:sz w:val="21"/>
+                    <w:szCs w:val="21"/>
+                  </w:rPr>
+                </w:pPr>
+                <w:r>
+                  <w:rPr>
+                    <w:rFonts w:hint="eastAsia"/>
+                    <w:sz w:val="21"/>
+                    <w:szCs w:val="21"/>
+                  </w:rPr>
+                  <w:t xml:space="preserve">VX.X</w:t>
+                </w:r>
+              </w:p>
+            </w:tc>
+            <w:tc>
+              <w:tcPr>
+                <w:tcW w:w="1017" w:type="pct"/>
+                <w:shd w:val="clear" w:color="auto" w:fill="auto"/>
+                <w:vAlign w:val="center"/>
+              </w:tcPr>
+              <w:p>
+                <w:pPr>
+                  <w:wordWrap w:val="0"/>
+                  <w:spacing w:line="240" w:lineRule="auto"/>
+                  <w:rPr>
+                    <w:sz w:val="21"/>
+                    <w:szCs w:val="21"/>
+                  </w:rPr>
+                </w:pPr>
+                <w:r>
+                  <w:rPr>
+                    <w:rFonts w:hint="eastAsia"/>
+                    <w:sz w:val="21"/>
+                    <w:szCs w:val="21"/>
+                  </w:rPr>
+                  <w:t xml:space="preserve">中国科学院卫星软件评测中心</w:t>
+                </w:r>
+              </w:p>
+            </w:tc>
+            <w:tc>
+              <w:tcPr>
+                <w:tcW w:w="1017" w:type="pct"/>
+                <w:shd w:val="clear" w:color="auto" w:fill="auto"/>
+                <w:vAlign w:val="center"/>
+              </w:tcPr>
+              <w:p>
+                <w:pPr>
+                  <w:wordWrap w:val="0"/>
+                  <w:spacing w:line="240" w:lineRule="auto"/>
+                  <w:rPr>
+                    <w:sz w:val="21"/>
+                    <w:szCs w:val="21"/>
+                  </w:rPr>
+                </w:pPr>
+                <w:r>
+                  <w:rPr>
+                    <w:rFonts w:hint="eastAsia"/>
+                    <w:sz w:val="21"/>
+                    <w:szCs w:val="21"/>
+                  </w:rPr>
+                  <w:t xml:space="preserve">被测软件</w:t>
+                </w:r>
+              </w:p>
+            </w:tc>
+          </w:tr>
+          <w:tr>
+            <w:trPr>
+              <w:trHeight w:val="454"/>
+            </w:trPr>
+            <w:tc>
+              <w:tcPr>
+                <w:tcW w:w="1017" w:type="pct"/>
+                <w:shd w:val="clear" w:color="auto" w:fill="auto"/>
+                <w:vAlign w:val="center"/>
+              </w:tcPr>
+              <w:p>
+                <w:pPr>
+                  <w:wordWrap w:val="0"/>
+                  <w:spacing w:line="240" w:lineRule="auto"/>
+                  <w:rPr>
+                    <w:sz w:val="21"/>
+                    <w:szCs w:val="21"/>
+                  </w:rPr>
+                </w:pPr>
+                <w:r>
+                  <w:rPr>
+                    <w:rFonts w:hint="eastAsia"/>
+                    <w:sz w:val="21"/>
+                    <w:szCs w:val="21"/>
+                  </w:rPr>
+                  <w:t xml:space="preserve">2</w:t>
+                </w:r>
+              </w:p>
+            </w:tc>
+            <w:tc>
+              <w:tcPr>
+                <w:tcW w:w="1017" w:type="pct"/>
+                <w:shd w:val="clear" w:color="auto" w:fill="auto"/>
+                <w:vAlign w:val="center"/>
+              </w:tcPr>
+              <w:p>
+                <w:pPr>
+                  <w:wordWrap w:val="0"/>
+                  <w:spacing w:line="240" w:lineRule="auto"/>
+                  <w:rPr>
+                    <w:sz w:val="21"/>
+                    <w:szCs w:val="21"/>
+                  </w:rPr>
+                </w:pPr>
+                <w:r>
+                  <w:rPr>
+                    <w:rFonts w:hint="eastAsia"/>
+                    <w:sz w:val="21"/>
+                    <w:szCs w:val="21"/>
+                  </w:rPr>
+                  <w:t xml:space="preserve">Klocwork</w:t>
+                </w:r>
+              </w:p>
+            </w:tc>
+            <w:tc>
+              <w:tcPr>
+                <w:tcW w:w="1017" w:type="pct"/>
+                <w:shd w:val="clear" w:color="auto" w:fill="auto"/>
+                <w:vAlign w:val="center"/>
+              </w:tcPr>
+              <w:p>
+                <w:pPr>
+                  <w:wordWrap w:val="0"/>
+                  <w:spacing w:line="240" w:lineRule="auto"/>
+                  <w:rPr>
+                    <w:sz w:val="21"/>
+                    <w:szCs w:val="21"/>
+                  </w:rPr>
+                </w:pPr>
+                <w:r>
+                  <w:rPr>
+                    <w:rFonts w:hint="eastAsia"/>
+                    <w:sz w:val="21"/>
+                    <w:szCs w:val="21"/>
+                  </w:rPr>
+                  <w:t xml:space="preserve">V2018</w:t>
+                </w:r>
+              </w:p>
+            </w:tc>
+            <w:tc>
+              <w:tcPr>
+                <w:tcW w:w="1017" w:type="pct"/>
+                <w:shd w:val="clear" w:color="auto" w:fill="auto"/>
+                <w:vAlign w:val="center"/>
+              </w:tcPr>
+              <w:p>
+                <w:pPr>
+                  <w:wordWrap w:val="0"/>
+                  <w:spacing w:line="240" w:lineRule="auto"/>
+                  <w:rPr>
+                    <w:sz w:val="21"/>
+                    <w:szCs w:val="21"/>
+                  </w:rPr>
+                </w:pPr>
+                <w:r>
+                  <w:rPr>
+                    <w:rFonts w:hint="eastAsia"/>
+                    <w:sz w:val="21"/>
+                    <w:szCs w:val="21"/>
+                  </w:rPr>
+                  <w:t xml:space="preserve">中国科学院卫星软件评测中心</w:t>
+                </w:r>
+              </w:p>
+            </w:tc>
+            <w:tc>
+              <w:tcPr>
+                <w:tcW w:w="1017" w:type="pct"/>
+                <w:shd w:val="clear" w:color="auto" w:fill="auto"/>
+                <w:vAlign w:val="center"/>
+              </w:tcPr>
+              <w:p>
+                <w:pPr>
+                  <w:wordWrap w:val="0"/>
+                  <w:spacing w:line="240" w:lineRule="auto"/>
+                  <w:rPr>
+                    <w:sz w:val="21"/>
+                    <w:szCs w:val="21"/>
+                  </w:rPr>
+                </w:pPr>
+                <w:r>
+                  <w:rPr>
+                    <w:rFonts w:hint="eastAsia"/>
+                    <w:sz w:val="21"/>
+                    <w:szCs w:val="21"/>
+                  </w:rPr>
+                  <w:t xml:space="preserve">用于运行错误检测</w:t>
+                </w:r>
+              </w:p>
+            </w:tc>
+          </w:tr>
+          <w:tr>
+            <w:trPr>
+              <w:trHeight w:val="454"/>
+            </w:trPr>
+            <w:tc>
+              <w:tcPr>
+                <w:tcW w:w="1017" w:type="pct"/>
+                <w:shd w:val="clear" w:color="auto" w:fill="auto"/>
+                <w:vAlign w:val="center"/>
+              </w:tcPr>
+              <w:p>
+                <w:pPr>
+                  <w:wordWrap w:val="0"/>
+                  <w:spacing w:line="240" w:lineRule="auto"/>
+                  <w:rPr>
+                    <w:sz w:val="21"/>
+                    <w:szCs w:val="21"/>
+                  </w:rPr>
+                </w:pPr>
+                <w:r>
+                  <w:rPr>
+                    <w:rFonts w:hint="eastAsia"/>
+                    <w:sz w:val="21"/>
+                    <w:szCs w:val="21"/>
+                  </w:rPr>
+                  <w:t xml:space="preserve">3</w:t>
+                </w:r>
+              </w:p>
+            </w:tc>
+            <w:tc>
+              <w:tcPr>
+                <w:tcW w:w="1017" w:type="pct"/>
+                <w:shd w:val="clear" w:color="auto" w:fill="auto"/>
+                <w:vAlign w:val="center"/>
+              </w:tcPr>
+              <w:p>
+                <w:pPr>
+                  <w:wordWrap w:val="0"/>
+                  <w:spacing w:line="240" w:lineRule="auto"/>
+                  <w:rPr>
+                    <w:sz w:val="21"/>
+                    <w:szCs w:val="21"/>
+                  </w:rPr>
+                </w:pPr>
+                <w:r>
+                  <w:rPr>
+                    <w:rFonts w:hint="eastAsia"/>
+                    <w:sz w:val="21"/>
+                    <w:szCs w:val="21"/>
+                  </w:rPr>
+                  <w:t xml:space="preserve">Testbed</w:t>
+                </w:r>
+              </w:p>
+            </w:tc>
+            <w:tc>
+              <w:tcPr>
+                <w:tcW w:w="1017" w:type="pct"/>
+                <w:shd w:val="clear" w:color="auto" w:fill="auto"/>
+                <w:vAlign w:val="center"/>
+              </w:tcPr>
+              <w:p>
+                <w:pPr>
+                  <w:wordWrap w:val="0"/>
+                  <w:spacing w:line="240" w:lineRule="auto"/>
+                  <w:rPr>
+                    <w:sz w:val="21"/>
+                    <w:szCs w:val="21"/>
+                  </w:rPr>
+                </w:pPr>
+                <w:r>
+                  <w:rPr>
+                    <w:rFonts w:hint="eastAsia"/>
+                    <w:sz w:val="21"/>
+                    <w:szCs w:val="21"/>
+                  </w:rPr>
+                  <w:t xml:space="preserve">V9.4</w:t>
+                </w:r>
+              </w:p>
+            </w:tc>
+            <w:tc>
+              <w:tcPr>
+                <w:tcW w:w="1017" w:type="pct"/>
+                <w:shd w:val="clear" w:color="auto" w:fill="auto"/>
+                <w:vAlign w:val="center"/>
+              </w:tcPr>
+              <w:p>
+                <w:pPr>
+                  <w:wordWrap w:val="0"/>
+                  <w:spacing w:line="240" w:lineRule="auto"/>
+                  <w:rPr>
+                    <w:sz w:val="21"/>
+                    <w:szCs w:val="21"/>
+                  </w:rPr>
+                </w:pPr>
+                <w:r>
+                  <w:rPr>
+                    <w:rFonts w:hint="eastAsia"/>
+                    <w:sz w:val="21"/>
+                    <w:szCs w:val="21"/>
+                  </w:rPr>
+                  <w:t xml:space="preserve">中国科学院卫星软件评测中心</w:t>
+                </w:r>
+              </w:p>
+            </w:tc>
+            <w:tc>
+              <w:tcPr>
+                <w:tcW w:w="1017" w:type="pct"/>
+                <w:shd w:val="clear" w:color="auto" w:fill="auto"/>
+                <w:vAlign w:val="center"/>
+              </w:tcPr>
+              <w:p>
+                <w:pPr>
+                  <w:wordWrap w:val="0"/>
+                  <w:spacing w:line="240" w:lineRule="auto"/>
+                  <w:rPr>
+                    <w:sz w:val="21"/>
+                    <w:szCs w:val="21"/>
+                  </w:rPr>
+                </w:pPr>
+                <w:r>
+                  <w:rPr>
+                    <w:rFonts w:hint="eastAsia"/>
+                    <w:sz w:val="21"/>
+                    <w:szCs w:val="21"/>
+                  </w:rPr>
+                  <w:t xml:space="preserve">用于静态分析</w:t>
+                </w:r>
+              </w:p>
+            </w:tc>
+          </w:tr>
+          <w:tr>
+            <w:trPr>
+              <w:trHeight w:val="454"/>
+            </w:trPr>
+            <w:tc>
+              <w:tcPr>
+                <w:tcW w:w="1017" w:type="pct"/>
+                <w:shd w:val="clear" w:color="auto" w:fill="auto"/>
+                <w:vAlign w:val="center"/>
+              </w:tcPr>
+              <w:p>
+                <w:pPr>
+                  <w:wordWrap w:val="0"/>
+                  <w:spacing w:line="240" w:lineRule="auto"/>
+                  <w:rPr>
+                    <w:sz w:val="21"/>
+                    <w:szCs w:val="21"/>
+                  </w:rPr>
+                </w:pPr>
+                <w:r>
+                  <w:rPr>
+                    <w:rFonts w:hint="eastAsia"/>
+                    <w:sz w:val="21"/>
+                    <w:szCs w:val="21"/>
+                  </w:rPr>
+                  <w:t xml:space="preserve">4</w:t>
+                </w:r>
+              </w:p>
+            </w:tc>
+            <w:tc>
+              <w:tcPr>
+                <w:tcW w:w="1017" w:type="pct"/>
+                <w:shd w:val="clear" w:color="auto" w:fill="auto"/>
+                <w:vAlign w:val="center"/>
+              </w:tcPr>
+              <w:p>
+                <w:pPr>
+                  <w:wordWrap w:val="0"/>
+                  <w:spacing w:line="240" w:lineRule="auto"/>
+                  <w:rPr>
+                    <w:sz w:val="21"/>
+                    <w:szCs w:val="21"/>
+                  </w:rPr>
+                </w:pPr>
+                <w:r>
+                  <w:rPr>
+                    <w:rFonts w:hint="eastAsia"/>
+                    <w:sz w:val="21"/>
+                    <w:szCs w:val="21"/>
+                  </w:rPr>
+                  <w:t xml:space="preserve">Understand</w:t>
+                </w:r>
+              </w:p>
+            </w:tc>
+            <w:tc>
+              <w:tcPr>
+                <w:tcW w:w="1017" w:type="pct"/>
+                <w:shd w:val="clear" w:color="auto" w:fill="auto"/>
+                <w:vAlign w:val="center"/>
+              </w:tcPr>
+              <w:p>
+                <w:pPr>
+                  <w:wordWrap w:val="0"/>
+                  <w:spacing w:line="240" w:lineRule="auto"/>
+                  <w:rPr>
+                    <w:sz w:val="21"/>
+                    <w:szCs w:val="21"/>
+                  </w:rPr>
+                </w:pPr>
+                <w:r>
+                  <w:rPr>
+                    <w:rFonts w:hint="eastAsia"/>
+                    <w:sz w:val="21"/>
+                    <w:szCs w:val="21"/>
+                  </w:rPr>
+                  <w:t xml:space="preserve">V5.0</w:t>
+                </w:r>
+              </w:p>
+            </w:tc>
+            <w:tc>
+              <w:tcPr>
+                <w:tcW w:w="1017" w:type="pct"/>
+                <w:shd w:val="clear" w:color="auto" w:fill="auto"/>
+                <w:vAlign w:val="center"/>
+              </w:tcPr>
+              <w:p>
+                <w:pPr>
+                  <w:wordWrap w:val="0"/>
+                  <w:spacing w:line="240" w:lineRule="auto"/>
+                  <w:rPr>
+                    <w:sz w:val="21"/>
+                    <w:szCs w:val="21"/>
+                  </w:rPr>
+                </w:pPr>
+                <w:r>
+                  <w:rPr>
+                    <w:rFonts w:hint="eastAsia"/>
+                    <w:sz w:val="21"/>
+                    <w:szCs w:val="21"/>
+                  </w:rPr>
+                  <w:t xml:space="preserve">中国科学院卫星软件评测中心</w:t>
+                </w:r>
+              </w:p>
+            </w:tc>
+            <w:tc>
+              <w:tcPr>
+                <w:tcW w:w="1017" w:type="pct"/>
+                <w:shd w:val="clear" w:color="auto" w:fill="auto"/>
+                <w:vAlign w:val="center"/>
+              </w:tcPr>
+              <w:p>
+                <w:pPr>
+                  <w:wordWrap w:val="0"/>
+                  <w:spacing w:line="240" w:lineRule="auto"/>
+                  <w:rPr>
+                    <w:sz w:val="21"/>
+                    <w:szCs w:val="21"/>
+                  </w:rPr>
+                </w:pPr>
+                <w:r>
+                  <w:rPr>
+                    <w:rFonts w:hint="eastAsia"/>
+                    <w:sz w:val="21"/>
+                    <w:szCs w:val="21"/>
+                  </w:rPr>
+                  <w:t xml:space="preserve">用于静态分析、质量度量</w:t>
+                </w:r>
+              </w:p>
+            </w:tc>
+          </w:tr>
+          <w:tr>
+            <w:trPr>
+              <w:trHeight w:val="454"/>
+            </w:trPr>
+            <w:tc>
+              <w:tcPr>
+                <w:tcW w:w="1017" w:type="pct"/>
+                <w:shd w:val="clear" w:color="auto" w:fill="auto"/>
+                <w:vAlign w:val="center"/>
+              </w:tcPr>
+              <w:p>
+                <w:pPr>
+                  <w:wordWrap w:val="0"/>
+                  <w:spacing w:line="240" w:lineRule="auto"/>
+                  <w:rPr>
+                    <w:sz w:val="21"/>
+                    <w:szCs w:val="21"/>
+                  </w:rPr>
+                </w:pPr>
+                <w:r>
+                  <w:rPr>
+                    <w:rFonts w:hint="eastAsia"/>
+                    <w:sz w:val="21"/>
+                    <w:szCs w:val="21"/>
+                  </w:rPr>
+                  <w:t xml:space="preserve">5</w:t>
+                </w:r>
+              </w:p>
+            </w:tc>
+            <w:tc>
+              <w:tcPr>
+                <w:tcW w:w="1017" w:type="pct"/>
+                <w:shd w:val="clear" w:color="auto" w:fill="auto"/>
+                <w:vAlign w:val="center"/>
+              </w:tcPr>
+              <w:p>
+                <w:pPr>
+                  <w:wordWrap w:val="0"/>
+                  <w:spacing w:line="240" w:lineRule="auto"/>
+                  <w:rPr>
+                    <w:sz w:val="21"/>
+                    <w:szCs w:val="21"/>
+                  </w:rPr>
+                </w:pPr>
+                <w:r>
+                  <w:rPr>
+                    <w:rFonts w:hint="eastAsia"/>
+                    <w:sz w:val="21"/>
+                    <w:szCs w:val="21"/>
+                  </w:rPr>
+                  <w:t xml:space="preserve">Source Insight</w:t>
+                </w:r>
+              </w:p>
+            </w:tc>
+            <w:tc>
+              <w:tcPr>
+                <w:tcW w:w="1017" w:type="pct"/>
+                <w:shd w:val="clear" w:color="auto" w:fill="auto"/>
+                <w:vAlign w:val="center"/>
+              </w:tcPr>
+              <w:p>
+                <w:pPr>
+                  <w:wordWrap w:val="0"/>
+                  <w:spacing w:line="240" w:lineRule="auto"/>
+                  <w:rPr>
+                    <w:sz w:val="21"/>
+                    <w:szCs w:val="21"/>
+                  </w:rPr>
+                </w:pPr>
+                <w:r>
+                  <w:rPr>
+                    <w:rFonts w:hint="eastAsia"/>
+                    <w:sz w:val="21"/>
+                    <w:szCs w:val="21"/>
+                  </w:rPr>
+                  <w:t xml:space="preserve">V4.0</w:t>
+                </w:r>
+              </w:p>
+            </w:tc>
+            <w:tc>
+              <w:tcPr>
+                <w:tcW w:w="1017" w:type="pct"/>
+                <w:shd w:val="clear" w:color="auto" w:fill="auto"/>
+                <w:vAlign w:val="center"/>
+              </w:tcPr>
+              <w:p>
+                <w:pPr>
+                  <w:wordWrap w:val="0"/>
+                  <w:spacing w:line="240" w:lineRule="auto"/>
+                  <w:rPr>
+                    <w:sz w:val="21"/>
+                    <w:szCs w:val="21"/>
+                  </w:rPr>
+                </w:pPr>
+                <w:r>
+                  <w:rPr>
+                    <w:rFonts w:hint="eastAsia"/>
+                    <w:sz w:val="21"/>
+                    <w:szCs w:val="21"/>
+                  </w:rPr>
+                  <w:t xml:space="preserve">中国科学院卫星软件评测中心</w:t>
+                </w:r>
+              </w:p>
+            </w:tc>
+            <w:tc>
+              <w:tcPr>
+                <w:tcW w:w="1017" w:type="pct"/>
+                <w:shd w:val="clear" w:color="auto" w:fill="auto"/>
+                <w:vAlign w:val="center"/>
+              </w:tcPr>
+              <w:p>
+                <w:pPr>
+                  <w:wordWrap w:val="0"/>
+                  <w:spacing w:line="240" w:lineRule="auto"/>
+                  <w:rPr>
+                    <w:sz w:val="21"/>
+                    <w:szCs w:val="21"/>
+                  </w:rPr>
+                </w:pPr>
+                <w:r>
+                  <w:rPr>
+                    <w:rFonts w:hint="eastAsia"/>
+                    <w:sz w:val="21"/>
+                    <w:szCs w:val="21"/>
+                  </w:rPr>
+                  <w:t xml:space="preserve">阅读代码工具</w:t>
+                </w:r>
+              </w:p>
+            </w:tc>
+          </w:tr>
+          <w:tr>
+            <w:trPr>
+              <w:trHeight w:val="454"/>
+            </w:trPr>
+            <w:tc>
+              <w:tcPr>
+                <w:tcW w:w="1017" w:type="pct"/>
+                <w:shd w:val="clear" w:color="auto" w:fill="auto"/>
+                <w:vAlign w:val="center"/>
+              </w:tcPr>
+              <w:p>
+                <w:pPr>
+                  <w:wordWrap w:val="0"/>
+                  <w:spacing w:line="240" w:lineRule="auto"/>
+                  <w:rPr>
+                    <w:sz w:val="21"/>
+                    <w:szCs w:val="21"/>
+                  </w:rPr>
+                </w:pPr>
+                <w:r>
+                  <w:rPr>
+                    <w:rFonts w:hint="eastAsia"/>
+                    <w:sz w:val="21"/>
+                    <w:szCs w:val="21"/>
+                  </w:rPr>
+                  <w:t xml:space="preserve">6</w:t>
+                </w:r>
+              </w:p>
+            </w:tc>
+            <w:tc>
+              <w:tcPr>
+                <w:tcW w:w="1017" w:type="pct"/>
+                <w:shd w:val="clear" w:color="auto" w:fill="auto"/>
+                <w:vAlign w:val="center"/>
+              </w:tcPr>
+              <w:p>
+                <w:pPr>
+                  <w:wordWrap w:val="0"/>
+                  <w:spacing w:line="240" w:lineRule="auto"/>
+                  <w:rPr>
+                    <w:sz w:val="21"/>
+                    <w:szCs w:val="21"/>
+                  </w:rPr>
+                </w:pPr>
+                <w:r>
+                  <w:rPr>
+                    <w:rFonts w:hint="eastAsia"/>
+                    <w:sz w:val="21"/>
+                    <w:szCs w:val="21"/>
+                  </w:rPr>
+                  <w:t xml:space="preserve">Beyond Compare</w:t>
+                </w:r>
+              </w:p>
+            </w:tc>
+            <w:tc>
+              <w:tcPr>
+                <w:tcW w:w="1017" w:type="pct"/>
+                <w:shd w:val="clear" w:color="auto" w:fill="auto"/>
+                <w:vAlign w:val="center"/>
+              </w:tcPr>
+              <w:p>
+                <w:pPr>
+                  <w:wordWrap w:val="0"/>
+                  <w:spacing w:line="240" w:lineRule="auto"/>
+                  <w:rPr>
+                    <w:sz w:val="21"/>
+                    <w:szCs w:val="21"/>
+                  </w:rPr>
+                </w:pPr>
+                <w:r>
+                  <w:rPr>
+                    <w:rFonts w:hint="eastAsia"/>
+                    <w:sz w:val="21"/>
+                    <w:szCs w:val="21"/>
+                  </w:rPr>
+                  <w:t xml:space="preserve">V4.4</w:t>
+                </w:r>
+              </w:p>
+            </w:tc>
+            <w:tc>
+              <w:tcPr>
+                <w:tcW w:w="1017" w:type="pct"/>
+                <w:shd w:val="clear" w:color="auto" w:fill="auto"/>
+                <w:vAlign w:val="center"/>
+              </w:tcPr>
+              <w:p>
+                <w:pPr>
+                  <w:wordWrap w:val="0"/>
+                  <w:spacing w:line="240" w:lineRule="auto"/>
+                  <w:rPr>
+                    <w:sz w:val="21"/>
+                    <w:szCs w:val="21"/>
+                  </w:rPr>
+                </w:pPr>
+                <w:r>
+                  <w:rPr>
+                    <w:rFonts w:hint="eastAsia"/>
+                    <w:sz w:val="21"/>
+                    <w:szCs w:val="21"/>
+                  </w:rPr>
+                  <w:t xml:space="preserve">中国科学院卫星软件评测中心</w:t>
+                </w:r>
+              </w:p>
+            </w:tc>
+            <w:tc>
+              <w:tcPr>
+                <w:tcW w:w="1017" w:type="pct"/>
+                <w:shd w:val="clear" w:color="auto" w:fill="auto"/>
+                <w:vAlign w:val="center"/>
+              </w:tcPr>
+              <w:p>
+                <w:pPr>
+                  <w:wordWrap w:val="0"/>
+                  <w:spacing w:line="240" w:lineRule="auto"/>
+                  <w:rPr>
+                    <w:sz w:val="21"/>
+                    <w:szCs w:val="21"/>
+                  </w:rPr>
+                </w:pPr>
+                <w:r>
+                  <w:rPr>
+                    <w:rFonts w:hint="eastAsia"/>
+                    <w:sz w:val="21"/>
+                    <w:szCs w:val="21"/>
+                  </w:rPr>
+                  <w:t xml:space="preserve">代码对比工具</w:t>
+                </w:r>
+              </w:p>
+            </w:tc>
+          </w:tr>
+          <w:tr>
+            <w:trPr>
+              <w:trHeight w:val="454"/>
+            </w:trPr>
+            <w:tc>
+              <w:tcPr>
+                <w:tcW w:w="1017" w:type="pct"/>
+                <w:shd w:val="clear" w:color="auto" w:fill="auto"/>
+                <w:vAlign w:val="center"/>
+              </w:tcPr>
+              <w:p>
+                <w:pPr>
+                  <w:wordWrap w:val="0"/>
+                  <w:spacing w:line="240" w:lineRule="auto"/>
+                  <w:rPr>
+                    <w:sz w:val="21"/>
+                    <w:szCs w:val="21"/>
+                  </w:rPr>
+                </w:pPr>
+                <w:r>
+                  <w:rPr>
+                    <w:rFonts w:hint="eastAsia"/>
+                    <w:sz w:val="21"/>
+                    <w:szCs w:val="21"/>
+                  </w:rPr>
+                  <w:t xml:space="preserve">7</w:t>
+                </w:r>
+              </w:p>
+            </w:tc>
+            <w:tc>
+              <w:tcPr>
+                <w:tcW w:w="1017" w:type="pct"/>
+                <w:shd w:val="clear" w:color="auto" w:fill="auto"/>
+                <w:vAlign w:val="center"/>
+              </w:tcPr>
+              <w:p>
+                <w:pPr>
+                  <w:wordWrap w:val="0"/>
+                  <w:spacing w:line="240" w:lineRule="auto"/>
+                  <w:rPr>
+                    <w:sz w:val="21"/>
+                    <w:szCs w:val="21"/>
+                  </w:rPr>
+                </w:pPr>
+                <w:r>
+                  <w:rPr>
+                    <w:rFonts w:hint="eastAsia"/>
+                    <w:sz w:val="21"/>
+                    <w:szCs w:val="21"/>
+                  </w:rPr>
+                  <w:t xml:space="preserve">SourceCounter</w:t>
+                </w:r>
+              </w:p>
+            </w:tc>
+            <w:tc>
+              <w:tcPr>
+                <w:tcW w:w="1017" w:type="pct"/>
+                <w:shd w:val="clear" w:color="auto" w:fill="auto"/>
+                <w:vAlign w:val="center"/>
+              </w:tcPr>
+              <w:p>
+                <w:pPr>
+                  <w:wordWrap w:val="0"/>
+                  <w:spacing w:line="240" w:lineRule="auto"/>
+                  <w:rPr>
+                    <w:sz w:val="21"/>
+                    <w:szCs w:val="21"/>
+                  </w:rPr>
+                </w:pPr>
+                <w:r>
+                  <w:rPr>
+                    <w:rFonts w:hint="eastAsia"/>
+                    <w:sz w:val="21"/>
+                    <w:szCs w:val="21"/>
+                  </w:rPr>
+                  <w:t xml:space="preserve">V3.4.16.85</w:t>
+                </w:r>
+              </w:p>
+            </w:tc>
+            <w:tc>
+              <w:tcPr>
+                <w:tcW w:w="1017" w:type="pct"/>
+                <w:shd w:val="clear" w:color="auto" w:fill="auto"/>
+                <w:vAlign w:val="center"/>
+              </w:tcPr>
+              <w:p>
+                <w:pPr>
+                  <w:wordWrap w:val="0"/>
+                  <w:spacing w:line="240" w:lineRule="auto"/>
+                  <w:rPr>
+                    <w:sz w:val="21"/>
+                    <w:szCs w:val="21"/>
+                  </w:rPr>
+                </w:pPr>
+                <w:r>
+                  <w:rPr>
+                    <w:rFonts w:hint="eastAsia"/>
+                    <w:sz w:val="21"/>
+                    <w:szCs w:val="21"/>
+                  </w:rPr>
+                  <w:t xml:space="preserve">中国科学院卫星软件评测中心</w:t>
+                </w:r>
+              </w:p>
+            </w:tc>
+            <w:tc>
+              <w:tcPr>
+                <w:tcW w:w="1017" w:type="pct"/>
+                <w:shd w:val="clear" w:color="auto" w:fill="auto"/>
+                <w:vAlign w:val="center"/>
+              </w:tcPr>
+              <w:p>
+                <w:pPr>
+                  <w:wordWrap w:val="0"/>
+                  <w:spacing w:line="240" w:lineRule="auto"/>
+                  <w:rPr>
+                    <w:sz w:val="21"/>
+                    <w:szCs w:val="21"/>
+                  </w:rPr>
+                </w:pPr>
+                <w:r>
+                  <w:rPr>
+                    <w:rFonts w:hint="eastAsia"/>
+                    <w:sz w:val="21"/>
+                    <w:szCs w:val="21"/>
+                  </w:rPr>
+                  <w:t xml:space="preserve">代码行统计工具</w:t>
+                </w:r>
+              </w:p>
+            </w:tc>
+          </w:tr>
+          <w:tr>
+            <w:trPr>
+              <w:trHeight w:val="454"/>
+            </w:trPr>
+            <w:tc>
+              <w:tcPr>
+                <w:tcW w:w="1017" w:type="pct"/>
+                <w:shd w:val="clear" w:color="auto" w:fill="auto"/>
+                <w:vAlign w:val="center"/>
+              </w:tcPr>
+              <w:p>
+                <w:pPr>
+                  <w:wordWrap w:val="0"/>
+                  <w:spacing w:line="240" w:lineRule="auto"/>
+                  <w:rPr>
+                    <w:sz w:val="21"/>
+                    <w:szCs w:val="21"/>
+                  </w:rPr>
+                </w:pPr>
+                <w:r>
+                  <w:rPr>
+                    <w:rFonts w:hint="eastAsia"/>
+                    <w:sz w:val="21"/>
+                    <w:szCs w:val="21"/>
+                  </w:rPr>
+                  <w:t xml:space="preserve">8</w:t>
+                </w:r>
+              </w:p>
+            </w:tc>
+            <w:tc>
+              <w:tcPr>
+                <w:tcW w:w="1017" w:type="pct"/>
+                <w:shd w:val="clear" w:color="auto" w:fill="auto"/>
+                <w:vAlign w:val="center"/>
+              </w:tcPr>
+              <w:p>
+                <w:pPr>
+                  <w:wordWrap w:val="0"/>
+                  <w:spacing w:line="240" w:lineRule="auto"/>
+                  <w:rPr>
+                    <w:sz w:val="21"/>
+                    <w:szCs w:val="21"/>
+                  </w:rPr>
+                </w:pPr>
+                <w:r>
+                  <w:rPr>
+                    <w:rFonts w:hint="eastAsia"/>
+                    <w:sz w:val="21"/>
+                    <w:szCs w:val="21"/>
+                  </w:rPr>
+                  <w:t xml:space="preserve">Microsoft Office</w:t>
+                </w:r>
+              </w:p>
+            </w:tc>
+            <w:tc>
+              <w:tcPr>
+                <w:tcW w:w="1017" w:type="pct"/>
+                <w:shd w:val="clear" w:color="auto" w:fill="auto"/>
+                <w:vAlign w:val="center"/>
+              </w:tcPr>
+              <w:p>
+                <w:pPr>
+                  <w:wordWrap w:val="0"/>
+                  <w:spacing w:line="240" w:lineRule="auto"/>
+                  <w:rPr>
+                    <w:sz w:val="21"/>
+                    <w:szCs w:val="21"/>
+                  </w:rPr>
+                </w:pPr>
+                <w:r>
+                  <w:rPr>
+                    <w:rFonts w:hint="eastAsia"/>
+                    <w:sz w:val="21"/>
+                    <w:szCs w:val="21"/>
+                  </w:rPr>
+                  <w:t xml:space="preserve">2016</w:t>
+                </w:r>
+              </w:p>
+            </w:tc>
+            <w:tc>
+              <w:tcPr>
+                <w:tcW w:w="1017" w:type="pct"/>
+                <w:shd w:val="clear" w:color="auto" w:fill="auto"/>
+                <w:vAlign w:val="center"/>
+              </w:tcPr>
+              <w:p>
+                <w:pPr>
+                  <w:wordWrap w:val="0"/>
+                  <w:spacing w:line="240" w:lineRule="auto"/>
+                  <w:rPr>
+                    <w:sz w:val="21"/>
+                    <w:szCs w:val="21"/>
+                  </w:rPr>
+                </w:pPr>
+                <w:r>
+                  <w:rPr>
+                    <w:rFonts w:hint="eastAsia"/>
+                    <w:sz w:val="21"/>
+                    <w:szCs w:val="21"/>
+                  </w:rPr>
+                  <w:t xml:space="preserve">中国科学院卫星软件评测中心</w:t>
+                </w:r>
+              </w:p>
+            </w:tc>
+            <w:tc>
+              <w:tcPr>
+                <w:tcW w:w="1017" w:type="pct"/>
+                <w:shd w:val="clear" w:color="auto" w:fill="auto"/>
+                <w:vAlign w:val="center"/>
+              </w:tcPr>
+              <w:p>
+                <w:pPr>
+                  <w:wordWrap w:val="0"/>
+                  <w:spacing w:line="240" w:lineRule="auto"/>
+                  <w:rPr>
+                    <w:sz w:val="21"/>
+                    <w:szCs w:val="21"/>
+                  </w:rPr>
+                </w:pPr>
+                <w:r>
+                  <w:rPr>
+                    <w:rFonts w:hint="eastAsia"/>
+                    <w:sz w:val="21"/>
+                    <w:szCs w:val="21"/>
+                  </w:rPr>
+                  <w:t xml:space="preserve">文档阅读、编辑工具</w:t>
+                </w:r>
+              </w:p>
+            </w:tc>
+          </w:tr>
+        </w:tbl>
+        <w:p>
+          <w:pPr>
+            <w:wordWrap w:val="0"/>
+            <w:spacing w:line="360" w:lineRule="auto"/>
+            <w:ind w:firstLineChars="200" w:firstLine="480"/>
+            <w:rPr>
+              <w:sz w:val="24"/>
+              <w:szCs w:val="24"/>
+            </w:rPr>
+          </w:pPr>
+          <w:r>
+            <w:rPr>
+              <w:rFonts w:hint="eastAsia"/>
+              <w:sz w:val="24"/>
+              <w:szCs w:val="24"/>
+            </w:rPr>
+            <w:t xml:space="preserve"> </w:t>
           </w:r>
         </w:p>
       </w:sdtContent>
@@ -9206,6 +10754,7 @@
       <w:sdtContent>
         <w:p>
           <w:pPr>
+            <w:wordWrap w:val="0"/>
             <w:spacing w:line="360" w:lineRule="auto"/>
             <w:ind w:firstLineChars="200" w:firstLine="480"/>
             <w:rPr>
@@ -9219,11 +10768,363 @@
               <w:sz w:val="24"/>
               <w:szCs w:val="24"/>
             </w:rPr>
-            <w:t xml:space="preserve">这是硬件和固件项</w:t>
+            <w:t xml:space="preserve">此次静态测试环境使用的硬件和固件项详见下表所示。</w:t>
           </w:r>
         </w:p>
         <w:p>
           <w:pPr>
+            <w:wordWrap w:val="0"/>
+            <w:spacing w:line="360" w:lineRule="auto"/>
+            <w:jc w:val="center"/>
+            <w:rPr>
+              <w:sz w:val="21"/>
+              <w:szCs w:val="21"/>
+            </w:rPr>
+          </w:pPr>
+          <w:r>
+            <w:rPr>
+              <w:rFonts w:hint="eastAsia"/>
+              <w:sz w:val="21"/>
+              <w:szCs w:val="21"/>
+            </w:rPr>
+            <w:t xml:space="preserve">表5‑5 静态测评环境硬件和固件项</w:t>
+          </w:r>
+        </w:p>
+        <w:tbl>
+          <w:tblPr>
+            <w:tblW w:w="5000" w:type="pct"/>
+            <w:tblBorders>
+              <w:top w:val="single" w:sz="12" w:space="0" w:color="auto"/>
+              <w:left w:val="single" w:sz="12" w:space="0" w:color="auto"/>
+              <w:bottom w:val="single" w:sz="12" w:space="0" w:color="auto"/>
+              <w:right w:val="single" w:sz="12" w:space="0" w:color="auto"/>
+              <w:insideH w:val="single" w:sz="6" w:space="0" w:color="auto"/>
+              <w:insideV w:val="single" w:sz="6" w:space="0" w:color="auto"/>
+            </w:tblBorders>
+            <w:tblLook w:val="01E0" w:firstRow="1" w:lastRow="1" w:firstColumn="1" w:lastColumn="1" w:noHBand="0" w:noVBand="0"/>
+          </w:tblPr>
+          <w:tblGrid>
+            <w:gridCol w:w="1785"/>
+            <w:gridCol w:w="841"/>
+            <w:gridCol w:w="1511"/>
+            <w:gridCol w:w="1379"/>
+            <w:gridCol w:w="1379"/>
+            <w:gridCol w:w="1379"/>
+          </w:tblGrid>
+          <w:tr>
+            <w:trPr>
+              <w:trHeight w:val="454"/>
+            </w:trPr>
+            <w:tc>
+              <w:tcPr>
+                <w:tcW w:w="1017" w:type="pct"/>
+                <w:shd w:val="clear" w:color="auto" w:fill="auto"/>
+                <w:vAlign w:val="center"/>
+              </w:tcPr>
+              <w:p>
+                <w:pPr>
+                  <w:wordWrap w:val="0"/>
+                  <w:spacing w:line="240" w:lineRule="auto"/>
+                  <w:rPr>
+                    <w:sz w:val="21"/>
+                    <w:szCs w:val="21"/>
+                  </w:rPr>
+                </w:pPr>
+                <w:r>
+                  <w:rPr>
+                    <w:rFonts w:hint="eastAsia"/>
+                    <w:sz w:val="21"/>
+                    <w:szCs w:val="21"/>
+                  </w:rPr>
+                  <w:t xml:space="preserve">序号</w:t>
+                </w:r>
+              </w:p>
+            </w:tc>
+            <w:tc>
+              <w:tcPr>
+                <w:tcW w:w="1017" w:type="pct"/>
+                <w:shd w:val="clear" w:color="auto" w:fill="auto"/>
+                <w:vAlign w:val="center"/>
+              </w:tcPr>
+              <w:p>
+                <w:pPr>
+                  <w:wordWrap w:val="0"/>
+                  <w:spacing w:line="240" w:lineRule="auto"/>
+                  <w:rPr>
+                    <w:sz w:val="21"/>
+                    <w:szCs w:val="21"/>
+                  </w:rPr>
+                </w:pPr>
+                <w:r>
+                  <w:rPr>
+                    <w:rFonts w:hint="eastAsia"/>
+                    <w:sz w:val="21"/>
+                    <w:szCs w:val="21"/>
+                  </w:rPr>
+                  <w:t xml:space="preserve">硬件或固件项名称</w:t>
+                </w:r>
+              </w:p>
+            </w:tc>
+            <w:tc>
+              <w:tcPr>
+                <w:tcW w:w="1017" w:type="pct"/>
+                <w:shd w:val="clear" w:color="auto" w:fill="auto"/>
+                <w:vAlign w:val="center"/>
+              </w:tcPr>
+              <w:p>
+                <w:pPr>
+                  <w:wordWrap w:val="0"/>
+                  <w:spacing w:line="240" w:lineRule="auto"/>
+                  <w:rPr>
+                    <w:sz w:val="21"/>
+                    <w:szCs w:val="21"/>
+                  </w:rPr>
+                </w:pPr>
+                <w:r>
+                  <w:rPr>
+                    <w:rFonts w:hint="eastAsia"/>
+                    <w:sz w:val="21"/>
+                    <w:szCs w:val="21"/>
+                  </w:rPr>
+                  <w:t xml:space="preserve">配置信息</w:t>
+                </w:r>
+              </w:p>
+            </w:tc>
+            <w:tc>
+              <w:tcPr>
+                <w:tcW w:w="1017" w:type="pct"/>
+                <w:shd w:val="clear" w:color="auto" w:fill="auto"/>
+                <w:vAlign w:val="center"/>
+              </w:tcPr>
+              <w:p>
+                <w:pPr>
+                  <w:wordWrap w:val="0"/>
+                  <w:spacing w:line="240" w:lineRule="auto"/>
+                  <w:rPr>
+                    <w:sz w:val="21"/>
+                    <w:szCs w:val="21"/>
+                  </w:rPr>
+                </w:pPr>
+                <w:r>
+                  <w:rPr>
+                    <w:rFonts w:hint="eastAsia"/>
+                    <w:sz w:val="21"/>
+                    <w:szCs w:val="21"/>
+                  </w:rPr>
+                  <w:t xml:space="preserve">设备编号</w:t>
+                </w:r>
+              </w:p>
+            </w:tc>
+            <w:tc>
+              <w:tcPr>
+                <w:tcW w:w="1017" w:type="pct"/>
+                <w:shd w:val="clear" w:color="auto" w:fill="auto"/>
+                <w:vAlign w:val="center"/>
+              </w:tcPr>
+              <w:p>
+                <w:pPr>
+                  <w:wordWrap w:val="0"/>
+                  <w:spacing w:line="240" w:lineRule="auto"/>
+                  <w:rPr>
+                    <w:sz w:val="21"/>
+                    <w:szCs w:val="21"/>
+                  </w:rPr>
+                </w:pPr>
+                <w:r>
+                  <w:rPr>
+                    <w:rFonts w:hint="eastAsia"/>
+                    <w:sz w:val="21"/>
+                    <w:szCs w:val="21"/>
+                  </w:rPr>
+                  <w:t xml:space="preserve">提供单位</w:t>
+                </w:r>
+              </w:p>
+            </w:tc>
+            <w:tc>
+              <w:tcPr>
+                <w:tcW w:w="1017" w:type="pct"/>
+                <w:shd w:val="clear" w:color="auto" w:fill="auto"/>
+                <w:vAlign w:val="center"/>
+              </w:tcPr>
+              <w:p>
+                <w:pPr>
+                  <w:wordWrap w:val="0"/>
+                  <w:spacing w:line="240" w:lineRule="auto"/>
+                  <w:rPr>
+                    <w:sz w:val="21"/>
+                    <w:szCs w:val="21"/>
+                  </w:rPr>
+                </w:pPr>
+                <w:r>
+                  <w:rPr>
+                    <w:rFonts w:hint="eastAsia"/>
+                    <w:sz w:val="21"/>
+                    <w:szCs w:val="21"/>
+                  </w:rPr>
+                  <w:t xml:space="preserve">用途</w:t>
+                </w:r>
+              </w:p>
+            </w:tc>
+          </w:tr>
+          <w:tr>
+            <w:trPr>
+              <w:trHeight w:val="454"/>
+            </w:trPr>
+            <w:tc>
+              <w:tcPr>
+                <w:tcW w:w="1017" w:type="pct"/>
+                <w:shd w:val="clear" w:color="auto" w:fill="auto"/>
+                <w:vAlign w:val="center"/>
+              </w:tcPr>
+              <w:p>
+                <w:pPr>
+                  <w:wordWrap w:val="0"/>
+                  <w:spacing w:line="240" w:lineRule="auto"/>
+                  <w:rPr>
+                    <w:sz w:val="21"/>
+                    <w:szCs w:val="21"/>
+                  </w:rPr>
+                </w:pPr>
+                <w:r>
+                  <w:rPr>
+                    <w:rFonts w:hint="eastAsia"/>
+                    <w:sz w:val="21"/>
+                    <w:szCs w:val="21"/>
+                  </w:rPr>
+                  <w:t xml:space="preserve">1</w:t>
+                </w:r>
+              </w:p>
+            </w:tc>
+            <w:tc>
+              <w:tcPr>
+                <w:tcW w:w="1017" w:type="pct"/>
+                <w:shd w:val="clear" w:color="auto" w:fill="auto"/>
+                <w:vAlign w:val="center"/>
+              </w:tcPr>
+              <w:p>
+                <w:pPr>
+                  <w:wordWrap w:val="0"/>
+                  <w:spacing w:line="240" w:lineRule="auto"/>
+                  <w:rPr>
+                    <w:sz w:val="21"/>
+                    <w:szCs w:val="21"/>
+                  </w:rPr>
+                </w:pPr>
+                <w:r>
+                  <w:rPr>
+                    <w:rFonts w:hint="eastAsia"/>
+                    <w:sz w:val="21"/>
+                    <w:szCs w:val="21"/>
+                  </w:rPr>
+                  <w:t xml:space="preserve">计算机</w:t>
+                </w:r>
+              </w:p>
+            </w:tc>
+            <w:tc>
+              <w:tcPr>
+                <w:tcW w:w="1017" w:type="pct"/>
+                <w:shd w:val="clear" w:color="auto" w:fill="auto"/>
+                <w:vAlign w:val="center"/>
+              </w:tcPr>
+              <w:p>
+                <w:pPr>
+                  <w:wordWrap w:val="0"/>
+                  <w:spacing w:line="240" w:lineRule="auto"/>
+                  <w:rPr>
+                    <w:sz w:val="21"/>
+                    <w:szCs w:val="21"/>
+                  </w:rPr>
+                </w:pPr>
+                <w:r>
+                  <w:rPr>
+                    <w:rFonts w:hint="eastAsia"/>
+                    <w:sz w:val="21"/>
+                    <w:szCs w:val="21"/>
+                  </w:rPr>
+                  <w:t xml:space="preserve">CPU:intel i7 6700 内存：16G 硬盘：500G 操作系统：Windows 7(64)</w:t>
+                </w:r>
+              </w:p>
+            </w:tc>
+            <w:tc>
+              <w:tcPr>
+                <w:tcW w:w="1017" w:type="pct"/>
+                <w:shd w:val="clear" w:color="auto" w:fill="auto"/>
+                <w:vAlign w:val="center"/>
+              </w:tcPr>
+              <w:p>
+                <w:pPr>
+                  <w:wordWrap w:val="0"/>
+                  <w:spacing w:line="240" w:lineRule="auto"/>
+                  <w:rPr>
+                    <w:sz w:val="21"/>
+                    <w:szCs w:val="21"/>
+                  </w:rPr>
+                </w:pPr>
+                <w:r>
+                  <w:rPr>
+                    <w:rFonts w:hint="eastAsia"/>
+                    <w:sz w:val="21"/>
+                    <w:szCs w:val="21"/>
+                  </w:rPr>
+                  <w:t xml:space="preserve">TY20191200277</w:t>
+                </w:r>
+              </w:p>
+            </w:tc>
+            <w:tc>
+              <w:tcPr>
+                <w:tcW w:w="1017" w:type="pct"/>
+                <w:shd w:val="clear" w:color="auto" w:fill="auto"/>
+                <w:vAlign w:val="center"/>
+              </w:tcPr>
+              <w:p>
+                <w:pPr>
+                  <w:wordWrap w:val="0"/>
+                  <w:spacing w:line="240" w:lineRule="auto"/>
+                  <w:rPr>
+                    <w:sz w:val="21"/>
+                    <w:szCs w:val="21"/>
+                  </w:rPr>
+                </w:pPr>
+                <w:r>
+                  <w:rPr>
+                    <w:rFonts w:hint="eastAsia"/>
+                    <w:sz w:val="21"/>
+                    <w:szCs w:val="21"/>
+                  </w:rPr>
+                  <w:t xml:space="preserve">中国科学院卫星软件评测中心</w:t>
+                </w:r>
+              </w:p>
+            </w:tc>
+            <w:tc>
+              <w:tcPr>
+                <w:tcW w:w="1017" w:type="pct"/>
+                <w:shd w:val="clear" w:color="auto" w:fill="auto"/>
+                <w:vAlign w:val="center"/>
+              </w:tcPr>
+              <w:p>
+                <w:pPr>
+                  <w:wordWrap w:val="0"/>
+                  <w:spacing w:line="240" w:lineRule="auto"/>
+                  <w:rPr>
+                    <w:sz w:val="21"/>
+                    <w:szCs w:val="21"/>
+                  </w:rPr>
+                </w:pPr>
+                <w:r>
+                  <w:rPr>
+                    <w:rFonts w:hint="eastAsia"/>
+                    <w:sz w:val="21"/>
+                    <w:szCs w:val="21"/>
+                  </w:rPr>
+                  <w:t xml:space="preserve">运行Klocwork、Source Insight等测试工具以及相关辅助软件，用于静态测试。</w:t>
+                </w:r>
+              </w:p>
+            </w:tc>
+          </w:tr>
+        </w:tbl>
+        <w:p>
+          <w:pPr>
+            <w:wordWrap w:val="0"/>
             <w:spacing w:line="360" w:lineRule="auto"/>
             <w:ind w:firstLineChars="200" w:firstLine="480"/>
             <w:rPr>
@@ -9237,7 +11138,7 @@
               <w:sz w:val="24"/>
               <w:szCs w:val="24"/>
             </w:rPr>
-            <w:t xml:space="preserve">OKOKOKOKO</w:t>
+            <w:t xml:space="preserve"> </w:t>
           </w:r>
         </w:p>
       </w:sdtContent>
@@ -9577,7 +11478,7 @@
                   <wp:inline distT="0" distB="0" distL="0" distR="0" wp14:anchorId="4A9B590D" wp14:editId="44B42ADA">
                     <wp:extent cx="1697182" cy="685511"/>
                     <wp:effectExtent l="0" t="0" r="17780" b="19685"/>
-                    <wp:docPr id="1002" name="矩形 3"/>
+                    <wp:docPr id="1004" name="矩形 3"/>
                     <wp:cNvGraphicFramePr/>
                     <a:graphic xmlns:a="http://schemas.openxmlformats.org/drawingml/2006/main">
                       <a:graphicData uri="http://schemas.microsoft.com/office/word/2010/wordprocessingShape">
@@ -9706,6 +11607,7 @@
       <w:sdtContent>
         <w:p>
           <w:pPr>
+            <w:wordWrap w:val="0"/>
             <w:spacing w:line="360" w:lineRule="auto"/>
             <w:ind w:firstLineChars="200" w:firstLine="480"/>
             <w:rPr>
@@ -9719,10 +11621,333 @@
               <w:sz w:val="24"/>
               <w:szCs w:val="24"/>
             </w:rPr>
-            <w:t xml:space="preserve">这是动态软件项目~~~</w:t>
+            <w:t xml:space="preserve">图像处理机接口管理FPGA软件配置项实物测试环境1使用的软件项见表5‑13所示。</w:t>
           </w:r>
         </w:p>
-        <w:p/>
+        <w:p>
+          <w:pPr>
+            <w:wordWrap w:val="0"/>
+            <w:spacing w:line="360" w:lineRule="auto"/>
+            <w:jc w:val="center"/>
+            <w:rPr>
+              <w:sz w:val="21"/>
+              <w:szCs w:val="21"/>
+            </w:rPr>
+          </w:pPr>
+          <w:r>
+            <w:rPr>
+              <w:rFonts w:hint="eastAsia"/>
+              <w:sz w:val="21"/>
+              <w:szCs w:val="21"/>
+            </w:rPr>
+            <w:t xml:space="preserve">表5-4实物测试环境1软件项</w:t>
+          </w:r>
+        </w:p>
+        <w:tbl>
+          <w:tblPr>
+            <w:tblW w:w="5000" w:type="pct"/>
+            <w:tblBorders>
+              <w:top w:val="single" w:sz="12" w:space="0" w:color="auto"/>
+              <w:left w:val="single" w:sz="12" w:space="0" w:color="auto"/>
+              <w:bottom w:val="single" w:sz="12" w:space="0" w:color="auto"/>
+              <w:right w:val="single" w:sz="12" w:space="0" w:color="auto"/>
+              <w:insideH w:val="single" w:sz="6" w:space="0" w:color="auto"/>
+              <w:insideV w:val="single" w:sz="6" w:space="0" w:color="auto"/>
+            </w:tblBorders>
+            <w:tblLook w:val="01E0" w:firstRow="1" w:lastRow="1" w:firstColumn="1" w:lastColumn="1" w:noHBand="0" w:noVBand="0"/>
+          </w:tblPr>
+          <w:tblGrid>
+            <w:gridCol w:w="2142"/>
+            <w:gridCol w:w="1009"/>
+            <w:gridCol w:w="1813"/>
+            <w:gridCol w:w="1655"/>
+            <w:gridCol w:w="1655"/>
+          </w:tblGrid>
+          <w:tr>
+            <w:trPr>
+              <w:trHeight w:val="454"/>
+            </w:trPr>
+            <w:tc>
+              <w:tcPr>
+                <w:tcW w:w="1017" w:type="pct"/>
+                <w:shd w:val="clear" w:color="auto" w:fill="auto"/>
+                <w:vAlign w:val="center"/>
+              </w:tcPr>
+              <w:p>
+                <w:pPr>
+                  <w:wordWrap w:val="0"/>
+                  <w:spacing w:line="240" w:lineRule="auto"/>
+                  <w:rPr>
+                    <w:sz w:val="21"/>
+                    <w:szCs w:val="21"/>
+                  </w:rPr>
+                </w:pPr>
+                <w:r>
+                  <w:rPr>
+                    <w:rFonts w:hint="eastAsia"/>
+                    <w:sz w:val="21"/>
+                    <w:szCs w:val="21"/>
+                  </w:rPr>
+                  <w:t xml:space="preserve">序号</w:t>
+                </w:r>
+              </w:p>
+            </w:tc>
+            <w:tc>
+              <w:tcPr>
+                <w:tcW w:w="1017" w:type="pct"/>
+                <w:shd w:val="clear" w:color="auto" w:fill="auto"/>
+                <w:vAlign w:val="center"/>
+              </w:tcPr>
+              <w:p>
+                <w:pPr>
+                  <w:wordWrap w:val="0"/>
+                  <w:spacing w:line="240" w:lineRule="auto"/>
+                  <w:rPr>
+                    <w:sz w:val="21"/>
+                    <w:szCs w:val="21"/>
+                  </w:rPr>
+                </w:pPr>
+                <w:r>
+                  <w:rPr>
+                    <w:rFonts w:hint="eastAsia"/>
+                    <w:sz w:val="21"/>
+                    <w:szCs w:val="21"/>
+                  </w:rPr>
+                  <w:t xml:space="preserve">软件项名称</w:t>
+                </w:r>
+              </w:p>
+            </w:tc>
+            <w:tc>
+              <w:tcPr>
+                <w:tcW w:w="1017" w:type="pct"/>
+                <w:shd w:val="clear" w:color="auto" w:fill="auto"/>
+                <w:vAlign w:val="center"/>
+              </w:tcPr>
+              <w:p>
+                <w:pPr>
+                  <w:wordWrap w:val="0"/>
+                  <w:spacing w:line="240" w:lineRule="auto"/>
+                  <w:rPr>
+                    <w:sz w:val="21"/>
+                    <w:szCs w:val="21"/>
+                  </w:rPr>
+                </w:pPr>
+                <w:r>
+                  <w:rPr>
+                    <w:rFonts w:hint="eastAsia"/>
+                    <w:sz w:val="21"/>
+                    <w:szCs w:val="21"/>
+                  </w:rPr>
+                  <w:t xml:space="preserve">版本</w:t>
+                </w:r>
+              </w:p>
+            </w:tc>
+            <w:tc>
+              <w:tcPr>
+                <w:tcW w:w="1017" w:type="pct"/>
+                <w:shd w:val="clear" w:color="auto" w:fill="auto"/>
+                <w:vAlign w:val="center"/>
+              </w:tcPr>
+              <w:p>
+                <w:pPr>
+                  <w:wordWrap w:val="0"/>
+                  <w:spacing w:line="240" w:lineRule="auto"/>
+                  <w:rPr>
+                    <w:sz w:val="21"/>
+                    <w:szCs w:val="21"/>
+                  </w:rPr>
+                </w:pPr>
+                <w:r>
+                  <w:rPr>
+                    <w:rFonts w:hint="eastAsia"/>
+                    <w:sz w:val="21"/>
+                    <w:szCs w:val="21"/>
+                  </w:rPr>
+                  <w:t xml:space="preserve">提供单位</w:t>
+                </w:r>
+              </w:p>
+            </w:tc>
+            <w:tc>
+              <w:tcPr>
+                <w:tcW w:w="1017" w:type="pct"/>
+                <w:shd w:val="clear" w:color="auto" w:fill="auto"/>
+                <w:vAlign w:val="center"/>
+              </w:tcPr>
+              <w:p>
+                <w:pPr>
+                  <w:wordWrap w:val="0"/>
+                  <w:spacing w:line="240" w:lineRule="auto"/>
+                  <w:rPr>
+                    <w:sz w:val="21"/>
+                    <w:szCs w:val="21"/>
+                  </w:rPr>
+                </w:pPr>
+                <w:r>
+                  <w:rPr>
+                    <w:rFonts w:hint="eastAsia"/>
+                    <w:sz w:val="21"/>
+                    <w:szCs w:val="21"/>
+                  </w:rPr>
+                  <w:t xml:space="preserve">用途</w:t>
+                </w:r>
+              </w:p>
+            </w:tc>
+          </w:tr>
+          <w:tr>
+            <w:trPr>
+              <w:trHeight w:val="454"/>
+            </w:trPr>
+            <w:tc>
+              <w:tcPr>
+                <w:tcW w:w="1017" w:type="pct"/>
+                <w:shd w:val="clear" w:color="auto" w:fill="auto"/>
+                <w:vAlign w:val="center"/>
+              </w:tcPr>
+              <w:p>
+                <w:pPr>
+                  <w:wordWrap w:val="0"/>
+                  <w:spacing w:line="240" w:lineRule="auto"/>
+                  <w:rPr>
+                    <w:sz w:val="21"/>
+                    <w:szCs w:val="21"/>
+                  </w:rPr>
+                </w:pPr>
+                <w:r>
+                  <w:rPr>
+                    <w:rFonts w:hint="eastAsia"/>
+                    <w:sz w:val="21"/>
+                    <w:szCs w:val="21"/>
+                  </w:rPr>
+                  <w:t xml:space="preserve">1</w:t>
+                </w:r>
+              </w:p>
+            </w:tc>
+            <w:tc>
+              <w:tcPr>
+                <w:tcW w:w="1017" w:type="pct"/>
+                <w:shd w:val="clear" w:color="auto" w:fill="auto"/>
+                <w:vAlign w:val="center"/>
+              </w:tcPr>
+              <w:p>
+                <w:pPr>
+                  <w:wordWrap w:val="0"/>
+                  <w:spacing w:line="240" w:lineRule="auto"/>
+                  <w:rPr>
+                    <w:sz w:val="21"/>
+                    <w:szCs w:val="21"/>
+                  </w:rPr>
+                </w:pPr>
+                <w:r>
+                  <w:rPr>
+                    <w:rFonts w:hint="eastAsia"/>
+                    <w:sz w:val="21"/>
+                    <w:szCs w:val="21"/>
+                  </w:rPr>
+                  <w:t xml:space="preserve">XX系统软件</w:t>
+                </w:r>
+              </w:p>
+            </w:tc>
+            <w:tc>
+              <w:tcPr>
+                <w:tcW w:w="1017" w:type="pct"/>
+                <w:shd w:val="clear" w:color="auto" w:fill="auto"/>
+                <w:vAlign w:val="center"/>
+              </w:tcPr>
+              <w:p>
+                <w:pPr>
+                  <w:wordWrap w:val="0"/>
+                  <w:spacing w:line="240" w:lineRule="auto"/>
+                  <w:rPr>
+                    <w:sz w:val="21"/>
+                    <w:szCs w:val="21"/>
+                  </w:rPr>
+                </w:pPr>
+                <w:r>
+                  <w:rPr>
+                    <w:rFonts w:hint="eastAsia"/>
+                    <w:sz w:val="21"/>
+                    <w:szCs w:val="21"/>
+                  </w:rPr>
+                  <w:t xml:space="preserve">静态测评结束后版本</w:t>
+                </w:r>
+              </w:p>
+            </w:tc>
+            <w:tc>
+              <w:tcPr>
+                <w:tcW w:w="1017" w:type="pct"/>
+                <w:shd w:val="clear" w:color="auto" w:fill="auto"/>
+                <w:vAlign w:val="center"/>
+              </w:tcPr>
+              <w:p>
+                <w:pPr>
+                  <w:wordWrap w:val="0"/>
+                  <w:spacing w:line="240" w:lineRule="auto"/>
+                  <w:rPr>
+                    <w:sz w:val="21"/>
+                    <w:szCs w:val="21"/>
+                  </w:rPr>
+                </w:pPr>
+                <w:r>
+                  <w:rPr>
+                    <w:rFonts w:hint="eastAsia"/>
+                    <w:sz w:val="21"/>
+                    <w:szCs w:val="21"/>
+                  </w:rPr>
+                  <w:t xml:space="preserve">XX单位</w:t>
+                </w:r>
+              </w:p>
+            </w:tc>
+            <w:tc>
+              <w:tcPr>
+                <w:tcW w:w="1017" w:type="pct"/>
+                <w:shd w:val="clear" w:color="auto" w:fill="auto"/>
+                <w:vAlign w:val="center"/>
+              </w:tcPr>
+              <w:p>
+                <w:pPr>
+                  <w:wordWrap w:val="0"/>
+                  <w:spacing w:line="240" w:lineRule="auto"/>
+                  <w:rPr>
+                    <w:sz w:val="21"/>
+                    <w:szCs w:val="21"/>
+                  </w:rPr>
+                </w:pPr>
+                <w:r>
+                  <w:rPr>
+                    <w:rFonts w:hint="eastAsia"/>
+                    <w:sz w:val="21"/>
+                    <w:szCs w:val="21"/>
+                  </w:rPr>
+                  <w:t xml:space="preserve">被测软件</w:t>
+                </w:r>
+              </w:p>
+            </w:tc>
+          </w:tr>
+        </w:tbl>
+        <w:p>
+          <w:pPr>
+            <w:wordWrap w:val="0"/>
+            <w:spacing w:line="360" w:lineRule="auto"/>
+            <w:ind w:firstLineChars="200" w:firstLine="480"/>
+            <w:rPr>
+              <w:sz w:val="24"/>
+              <w:szCs w:val="24"/>
+            </w:rPr>
+          </w:pPr>
+          <w:r>
+            <w:rPr>
+              <w:rFonts w:hint="eastAsia"/>
+              <w:sz w:val="24"/>
+              <w:szCs w:val="24"/>
+            </w:rPr>
+            <w:t xml:space="preserve"> </w:t>
+          </w:r>
+        </w:p>
+        <w:p>
+          <w:pPr>
+            <w:wordWrap w:val="0"/>
+          </w:pPr>
+        </w:p>
       </w:sdtContent>
     </w:sdt>
     <w:p>
@@ -9768,6 +11993,7 @@
       <w:sdtContent>
         <w:p>
           <w:pPr>
+            <w:wordWrap w:val="0"/>
             <w:spacing w:line="360" w:lineRule="auto"/>
             <w:ind w:firstLineChars="200" w:firstLine="480"/>
             <w:rPr>
@@ -9781,7 +12007,1148 @@
               <w:sz w:val="24"/>
               <w:szCs w:val="24"/>
             </w:rPr>
-            <w:t xml:space="preserve">sssssssssssssss</w:t>
+            <w:t xml:space="preserve">图像处理机接口管理FPGA软件配置项测试环境1使用的硬件和固件项见下表所示。</w:t>
+          </w:r>
+        </w:p>
+        <w:p>
+          <w:pPr>
+            <w:wordWrap w:val="0"/>
+            <w:spacing w:line="360" w:lineRule="auto"/>
+            <w:jc w:val="center"/>
+            <w:rPr>
+              <w:sz w:val="21"/>
+              <w:szCs w:val="21"/>
+            </w:rPr>
+          </w:pPr>
+          <w:r>
+            <w:rPr>
+              <w:rFonts w:hint="eastAsia"/>
+              <w:sz w:val="21"/>
+              <w:szCs w:val="21"/>
+            </w:rPr>
+            <w:t xml:space="preserve">表5-5实物测试环境1硬件和固件项</w:t>
+          </w:r>
+        </w:p>
+        <w:tbl>
+          <w:tblPr>
+            <w:tblW w:w="5000" w:type="pct"/>
+            <w:tblBorders>
+              <w:top w:val="single" w:sz="12" w:space="0" w:color="auto"/>
+              <w:left w:val="single" w:sz="12" w:space="0" w:color="auto"/>
+              <w:bottom w:val="single" w:sz="12" w:space="0" w:color="auto"/>
+              <w:right w:val="single" w:sz="12" w:space="0" w:color="auto"/>
+              <w:insideH w:val="single" w:sz="6" w:space="0" w:color="auto"/>
+              <w:insideV w:val="single" w:sz="6" w:space="0" w:color="auto"/>
+            </w:tblBorders>
+            <w:tblLook w:val="01E0" w:firstRow="1" w:lastRow="1" w:firstColumn="1" w:lastColumn="1" w:noHBand="0" w:noVBand="0"/>
+          </w:tblPr>
+          <w:tblGrid>
+            <w:gridCol w:w="1530"/>
+            <w:gridCol w:w="721"/>
+            <w:gridCol w:w="1295"/>
+            <w:gridCol w:w="1182"/>
+            <w:gridCol w:w="1182"/>
+            <w:gridCol w:w="1182"/>
+            <w:gridCol w:w="1182"/>
+          </w:tblGrid>
+          <w:tr>
+            <w:trPr>
+              <w:trHeight w:val="454"/>
+            </w:trPr>
+            <w:tc>
+              <w:tcPr>
+                <w:tcW w:w="1017" w:type="pct"/>
+                <w:shd w:val="clear" w:color="auto" w:fill="auto"/>
+                <w:vAlign w:val="center"/>
+              </w:tcPr>
+              <w:p>
+                <w:pPr>
+                  <w:wordWrap w:val="0"/>
+                  <w:spacing w:line="240" w:lineRule="auto"/>
+                  <w:rPr>
+                    <w:sz w:val="21"/>
+                    <w:szCs w:val="21"/>
+                  </w:rPr>
+                </w:pPr>
+                <w:r>
+                  <w:rPr>
+                    <w:rFonts w:hint="eastAsia"/>
+                    <w:sz w:val="21"/>
+                    <w:szCs w:val="21"/>
+                  </w:rPr>
+                  <w:t xml:space="preserve">序号</w:t>
+                </w:r>
+              </w:p>
+            </w:tc>
+            <w:tc>
+              <w:tcPr>
+                <w:tcW w:w="1017" w:type="pct"/>
+                <w:shd w:val="clear" w:color="auto" w:fill="auto"/>
+                <w:vAlign w:val="center"/>
+              </w:tcPr>
+              <w:p>
+                <w:pPr>
+                  <w:wordWrap w:val="0"/>
+                  <w:spacing w:line="240" w:lineRule="auto"/>
+                  <w:rPr>
+                    <w:sz w:val="21"/>
+                    <w:szCs w:val="21"/>
+                  </w:rPr>
+                </w:pPr>
+                <w:r>
+                  <w:rPr>
+                    <w:rFonts w:hint="eastAsia"/>
+                    <w:sz w:val="21"/>
+                    <w:szCs w:val="21"/>
+                  </w:rPr>
+                  <w:t xml:space="preserve">硬件或固件项名称</w:t>
+                </w:r>
+              </w:p>
+            </w:tc>
+            <w:tc>
+              <w:tcPr>
+                <w:tcW w:w="1017" w:type="pct"/>
+                <w:shd w:val="clear" w:color="auto" w:fill="auto"/>
+                <w:vAlign w:val="center"/>
+              </w:tcPr>
+              <w:p>
+                <w:pPr>
+                  <w:wordWrap w:val="0"/>
+                  <w:spacing w:line="240" w:lineRule="auto"/>
+                  <w:rPr>
+                    <w:sz w:val="21"/>
+                    <w:szCs w:val="21"/>
+                  </w:rPr>
+                </w:pPr>
+                <w:r>
+                  <w:rPr>
+                    <w:rFonts w:hint="eastAsia"/>
+                    <w:sz w:val="21"/>
+                    <w:szCs w:val="21"/>
+                  </w:rPr>
+                  <w:t xml:space="preserve">配置信息</w:t>
+                </w:r>
+              </w:p>
+            </w:tc>
+            <w:tc>
+              <w:tcPr>
+                <w:tcW w:w="1017" w:type="pct"/>
+                <w:shd w:val="clear" w:color="auto" w:fill="auto"/>
+                <w:vAlign w:val="center"/>
+              </w:tcPr>
+              <w:p>
+                <w:pPr>
+                  <w:wordWrap w:val="0"/>
+                  <w:spacing w:line="240" w:lineRule="auto"/>
+                  <w:rPr>
+                    <w:sz w:val="21"/>
+                    <w:szCs w:val="21"/>
+                  </w:rPr>
+                </w:pPr>
+                <w:r>
+                  <w:rPr>
+                    <w:rFonts w:hint="eastAsia"/>
+                    <w:sz w:val="21"/>
+                    <w:szCs w:val="21"/>
+                  </w:rPr>
+                  <w:t xml:space="preserve">设备标识</w:t>
+                </w:r>
+              </w:p>
+            </w:tc>
+            <w:tc>
+              <w:tcPr>
+                <w:tcW w:w="1017" w:type="pct"/>
+                <w:shd w:val="clear" w:color="auto" w:fill="auto"/>
+                <w:vAlign w:val="center"/>
+              </w:tcPr>
+              <w:p>
+                <w:pPr>
+                  <w:wordWrap w:val="0"/>
+                  <w:spacing w:line="240" w:lineRule="auto"/>
+                  <w:rPr>
+                    <w:sz w:val="21"/>
+                    <w:szCs w:val="21"/>
+                  </w:rPr>
+                </w:pPr>
+                <w:r>
+                  <w:rPr>
+                    <w:rFonts w:hint="eastAsia"/>
+                    <w:sz w:val="21"/>
+                    <w:szCs w:val="21"/>
+                  </w:rPr>
+                  <w:t xml:space="preserve">检定有效期</w:t>
+                </w:r>
+              </w:p>
+            </w:tc>
+            <w:tc>
+              <w:tcPr>
+                <w:tcW w:w="1017" w:type="pct"/>
+                <w:shd w:val="clear" w:color="auto" w:fill="auto"/>
+                <w:vAlign w:val="center"/>
+              </w:tcPr>
+              <w:p>
+                <w:pPr>
+                  <w:wordWrap w:val="0"/>
+                  <w:spacing w:line="240" w:lineRule="auto"/>
+                  <w:rPr>
+                    <w:sz w:val="21"/>
+                    <w:szCs w:val="21"/>
+                  </w:rPr>
+                </w:pPr>
+                <w:r>
+                  <w:rPr>
+                    <w:rFonts w:hint="eastAsia"/>
+                    <w:sz w:val="21"/>
+                    <w:szCs w:val="21"/>
+                  </w:rPr>
+                  <w:t xml:space="preserve">提供单位</w:t>
+                </w:r>
+              </w:p>
+            </w:tc>
+            <w:tc>
+              <w:tcPr>
+                <w:tcW w:w="1017" w:type="pct"/>
+                <w:shd w:val="clear" w:color="auto" w:fill="auto"/>
+                <w:vAlign w:val="center"/>
+              </w:tcPr>
+              <w:p>
+                <w:pPr>
+                  <w:wordWrap w:val="0"/>
+                  <w:spacing w:line="240" w:lineRule="auto"/>
+                  <w:rPr>
+                    <w:sz w:val="21"/>
+                    <w:szCs w:val="21"/>
+                  </w:rPr>
+                </w:pPr>
+                <w:r>
+                  <w:rPr>
+                    <w:rFonts w:hint="eastAsia"/>
+                    <w:sz w:val="21"/>
+                    <w:szCs w:val="21"/>
+                  </w:rPr>
+                  <w:t xml:space="preserve">用途</w:t>
+                </w:r>
+              </w:p>
+            </w:tc>
+          </w:tr>
+          <w:tr>
+            <w:trPr>
+              <w:trHeight w:val="454"/>
+            </w:trPr>
+            <w:tc>
+              <w:tcPr>
+                <w:tcW w:w="1017" w:type="pct"/>
+                <w:shd w:val="clear" w:color="auto" w:fill="auto"/>
+                <w:vAlign w:val="center"/>
+              </w:tcPr>
+              <w:p>
+                <w:pPr>
+                  <w:wordWrap w:val="0"/>
+                  <w:spacing w:line="240" w:lineRule="auto"/>
+                  <w:rPr>
+                    <w:sz w:val="21"/>
+                    <w:szCs w:val="21"/>
+                  </w:rPr>
+                </w:pPr>
+                <w:r>
+                  <w:rPr>
+                    <w:rFonts w:hint="eastAsia"/>
+                    <w:sz w:val="21"/>
+                    <w:szCs w:val="21"/>
+                  </w:rPr>
+                  <w:t xml:space="preserve">1</w:t>
+                </w:r>
+              </w:p>
+            </w:tc>
+            <w:tc>
+              <w:tcPr>
+                <w:tcW w:w="1017" w:type="pct"/>
+                <w:shd w:val="clear" w:color="auto" w:fill="auto"/>
+                <w:vAlign w:val="center"/>
+              </w:tcPr>
+              <w:p>
+                <w:pPr>
+                  <w:wordWrap w:val="0"/>
+                  <w:spacing w:line="240" w:lineRule="auto"/>
+                  <w:rPr>
+                    <w:sz w:val="21"/>
+                    <w:szCs w:val="21"/>
+                  </w:rPr>
+                </w:pPr>
+                <w:r>
+                  <w:rPr>
+                    <w:rFonts w:hint="eastAsia"/>
+                    <w:sz w:val="21"/>
+                    <w:szCs w:val="21"/>
+                  </w:rPr>
+                  <w:t xml:space="preserve">XX设备（含被测软件）</w:t>
+                </w:r>
+              </w:p>
+            </w:tc>
+            <w:tc>
+              <w:tcPr>
+                <w:tcW w:w="1017" w:type="pct"/>
+                <w:shd w:val="clear" w:color="auto" w:fill="auto"/>
+                <w:vAlign w:val="center"/>
+              </w:tcPr>
+              <w:p>
+                <w:pPr>
+                  <w:wordWrap w:val="0"/>
+                  <w:spacing w:line="240" w:lineRule="auto"/>
+                  <w:rPr>
+                    <w:sz w:val="21"/>
+                    <w:szCs w:val="21"/>
+                  </w:rPr>
+                </w:pPr>
+                <w:r>
+                  <w:rPr>
+                    <w:rFonts w:hint="eastAsia"/>
+                    <w:sz w:val="21"/>
+                    <w:szCs w:val="21"/>
+                  </w:rPr>
+                  <w:t xml:space="preserve">设备型号：XX 设备配置：XX 运行软件：XX、XX （如果有多套应说明套数）</w:t>
+                </w:r>
+              </w:p>
+            </w:tc>
+            <w:tc>
+              <w:tcPr>
+                <w:tcW w:w="1017" w:type="pct"/>
+                <w:shd w:val="clear" w:color="auto" w:fill="auto"/>
+                <w:vAlign w:val="center"/>
+              </w:tcPr>
+              <w:p>
+                <w:pPr>
+                  <w:wordWrap w:val="0"/>
+                  <w:spacing w:line="240" w:lineRule="auto"/>
+                  <w:rPr>
+                    <w:sz w:val="21"/>
+                    <w:szCs w:val="21"/>
+                  </w:rPr>
+                </w:pPr>
+                <w:r>
+                  <w:rPr>
+                    <w:rFonts w:hint="eastAsia"/>
+                    <w:sz w:val="21"/>
+                    <w:szCs w:val="21"/>
+                  </w:rPr>
+                  <w:t xml:space="preserve"/>
+                </w:r>
+              </w:p>
+            </w:tc>
+            <w:tc>
+              <w:tcPr>
+                <w:tcW w:w="1017" w:type="pct"/>
+                <w:shd w:val="clear" w:color="auto" w:fill="auto"/>
+                <w:vAlign w:val="center"/>
+              </w:tcPr>
+              <w:p>
+                <w:pPr>
+                  <w:wordWrap w:val="0"/>
+                  <w:spacing w:line="240" w:lineRule="auto"/>
+                  <w:rPr>
+                    <w:sz w:val="21"/>
+                    <w:szCs w:val="21"/>
+                  </w:rPr>
+                </w:pPr>
+                <w:r>
+                  <w:rPr>
+                    <w:rFonts w:hint="eastAsia"/>
+                    <w:sz w:val="21"/>
+                    <w:szCs w:val="21"/>
+                  </w:rPr>
+                  <w:t xml:space="preserve">2023.08.11～2025.08.10</w:t>
+                </w:r>
+              </w:p>
+            </w:tc>
+            <w:tc>
+              <w:tcPr>
+                <w:tcW w:w="1017" w:type="pct"/>
+                <w:shd w:val="clear" w:color="auto" w:fill="auto"/>
+                <w:vAlign w:val="center"/>
+              </w:tcPr>
+              <w:p>
+                <w:pPr>
+                  <w:wordWrap w:val="0"/>
+                  <w:spacing w:line="240" w:lineRule="auto"/>
+                  <w:rPr>
+                    <w:sz w:val="21"/>
+                    <w:szCs w:val="21"/>
+                  </w:rPr>
+                </w:pPr>
+                <w:r>
+                  <w:rPr>
+                    <w:rFonts w:hint="eastAsia"/>
+                    <w:sz w:val="21"/>
+                    <w:szCs w:val="21"/>
+                  </w:rPr>
+                  <w:t xml:space="preserve">XX单位</w:t>
+                </w:r>
+              </w:p>
+            </w:tc>
+            <w:tc>
+              <w:tcPr>
+                <w:tcW w:w="1017" w:type="pct"/>
+                <w:shd w:val="clear" w:color="auto" w:fill="auto"/>
+                <w:vAlign w:val="center"/>
+              </w:tcPr>
+              <w:p>
+                <w:pPr>
+                  <w:wordWrap w:val="0"/>
+                  <w:spacing w:line="240" w:lineRule="auto"/>
+                  <w:rPr>
+                    <w:sz w:val="21"/>
+                    <w:szCs w:val="21"/>
+                  </w:rPr>
+                </w:pPr>
+                <w:r>
+                  <w:rPr>
+                    <w:rFonts w:hint="eastAsia"/>
+                    <w:sz w:val="21"/>
+                    <w:szCs w:val="21"/>
+                  </w:rPr>
+                  <w:t xml:space="preserve">XX为被测设备</w:t>
+                </w:r>
+              </w:p>
+            </w:tc>
+          </w:tr>
+          <w:tr>
+            <w:trPr>
+              <w:trHeight w:val="454"/>
+            </w:trPr>
+            <w:tc>
+              <w:tcPr>
+                <w:tcW w:w="1017" w:type="pct"/>
+                <w:shd w:val="clear" w:color="auto" w:fill="auto"/>
+                <w:vAlign w:val="center"/>
+              </w:tcPr>
+              <w:p>
+                <w:pPr>
+                  <w:wordWrap w:val="0"/>
+                  <w:spacing w:line="240" w:lineRule="auto"/>
+                  <w:rPr>
+                    <w:sz w:val="21"/>
+                    <w:szCs w:val="21"/>
+                  </w:rPr>
+                </w:pPr>
+                <w:r>
+                  <w:rPr>
+                    <w:rFonts w:hint="eastAsia"/>
+                    <w:sz w:val="21"/>
+                    <w:szCs w:val="21"/>
+                  </w:rPr>
+                  <w:t xml:space="preserve">2</w:t>
+                </w:r>
+              </w:p>
+            </w:tc>
+            <w:tc>
+              <w:tcPr>
+                <w:tcW w:w="1017" w:type="pct"/>
+                <w:shd w:val="clear" w:color="auto" w:fill="auto"/>
+                <w:vAlign w:val="center"/>
+              </w:tcPr>
+              <w:p>
+                <w:pPr>
+                  <w:wordWrap w:val="0"/>
+                  <w:spacing w:line="240" w:lineRule="auto"/>
+                  <w:rPr>
+                    <w:sz w:val="21"/>
+                    <w:szCs w:val="21"/>
+                  </w:rPr>
+                </w:pPr>
+                <w:r>
+                  <w:rPr>
+                    <w:rFonts w:hint="eastAsia"/>
+                    <w:sz w:val="21"/>
+                    <w:szCs w:val="21"/>
+                  </w:rPr>
+                  <w:t xml:space="preserve">YY设备</w:t>
+                </w:r>
+              </w:p>
+            </w:tc>
+            <w:tc>
+              <w:tcPr>
+                <w:tcW w:w="1017" w:type="pct"/>
+                <w:shd w:val="clear" w:color="auto" w:fill="auto"/>
+                <w:vAlign w:val="center"/>
+              </w:tcPr>
+              <w:p>
+                <w:pPr>
+                  <w:wordWrap w:val="0"/>
+                  <w:spacing w:line="240" w:lineRule="auto"/>
+                  <w:rPr>
+                    <w:sz w:val="21"/>
+                    <w:szCs w:val="21"/>
+                  </w:rPr>
+                </w:pPr>
+                <w:r>
+                  <w:rPr>
+                    <w:rFonts w:hint="eastAsia"/>
+                    <w:sz w:val="21"/>
+                    <w:szCs w:val="21"/>
+                  </w:rPr>
+                  <w:t xml:space="preserve">设备型号：XX 设备配置：XX 运行软件：XX、XX （如果有多套应说明套数）</w:t>
+                </w:r>
+              </w:p>
+            </w:tc>
+            <w:tc>
+              <w:tcPr>
+                <w:tcW w:w="1017" w:type="pct"/>
+                <w:shd w:val="clear" w:color="auto" w:fill="auto"/>
+                <w:vAlign w:val="center"/>
+              </w:tcPr>
+              <w:p>
+                <w:pPr>
+                  <w:wordWrap w:val="0"/>
+                  <w:spacing w:line="240" w:lineRule="auto"/>
+                  <w:rPr>
+                    <w:sz w:val="21"/>
+                    <w:szCs w:val="21"/>
+                  </w:rPr>
+                </w:pPr>
+                <w:r>
+                  <w:rPr>
+                    <w:rFonts w:hint="eastAsia"/>
+                    <w:sz w:val="21"/>
+                    <w:szCs w:val="21"/>
+                  </w:rPr>
+                  <w:t xml:space="preserve"/>
+                </w:r>
+              </w:p>
+            </w:tc>
+            <w:tc>
+              <w:tcPr>
+                <w:tcW w:w="1017" w:type="pct"/>
+                <w:shd w:val="clear" w:color="auto" w:fill="auto"/>
+                <w:vAlign w:val="center"/>
+              </w:tcPr>
+              <w:p>
+                <w:pPr>
+                  <w:wordWrap w:val="0"/>
+                  <w:spacing w:line="240" w:lineRule="auto"/>
+                  <w:rPr>
+                    <w:sz w:val="21"/>
+                    <w:szCs w:val="21"/>
+                  </w:rPr>
+                </w:pPr>
+                <w:r>
+                  <w:rPr>
+                    <w:rFonts w:hint="eastAsia"/>
+                    <w:sz w:val="21"/>
+                    <w:szCs w:val="21"/>
+                  </w:rPr>
+                  <w:t xml:space="preserve">检定日期：2023.08.11 有效期：3年</w:t>
+                </w:r>
+              </w:p>
+            </w:tc>
+            <w:tc>
+              <w:tcPr>
+                <w:tcW w:w="1017" w:type="pct"/>
+                <w:shd w:val="clear" w:color="auto" w:fill="auto"/>
+                <w:vAlign w:val="center"/>
+              </w:tcPr>
+              <w:p>
+                <w:pPr>
+                  <w:wordWrap w:val="0"/>
+                  <w:spacing w:line="240" w:lineRule="auto"/>
+                  <w:rPr>
+                    <w:sz w:val="21"/>
+                    <w:szCs w:val="21"/>
+                  </w:rPr>
+                </w:pPr>
+                <w:r>
+                  <w:rPr>
+                    <w:rFonts w:hint="eastAsia"/>
+                    <w:sz w:val="21"/>
+                    <w:szCs w:val="21"/>
+                  </w:rPr>
+                  <w:t xml:space="preserve">XX单位</w:t>
+                </w:r>
+              </w:p>
+            </w:tc>
+            <w:tc>
+              <w:tcPr>
+                <w:tcW w:w="1017" w:type="pct"/>
+                <w:shd w:val="clear" w:color="auto" w:fill="auto"/>
+                <w:vAlign w:val="center"/>
+              </w:tcPr>
+              <w:p>
+                <w:pPr>
+                  <w:wordWrap w:val="0"/>
+                  <w:spacing w:line="240" w:lineRule="auto"/>
+                  <w:rPr>
+                    <w:sz w:val="21"/>
+                    <w:szCs w:val="21"/>
+                  </w:rPr>
+                </w:pPr>
+                <w:r>
+                  <w:rPr>
+                    <w:rFonts w:hint="eastAsia"/>
+                    <w:sz w:val="21"/>
+                    <w:szCs w:val="21"/>
+                  </w:rPr>
+                  <w:t xml:space="preserve">真实陪测设备，用来与被测设备进行XX接口的数据通信</w:t>
+                </w:r>
+              </w:p>
+            </w:tc>
+          </w:tr>
+          <w:tr>
+            <w:trPr>
+              <w:trHeight w:val="454"/>
+            </w:trPr>
+            <w:tc>
+              <w:tcPr>
+                <w:tcW w:w="1017" w:type="pct"/>
+                <w:shd w:val="clear" w:color="auto" w:fill="auto"/>
+                <w:vAlign w:val="center"/>
+              </w:tcPr>
+              <w:p>
+                <w:pPr>
+                  <w:wordWrap w:val="0"/>
+                  <w:spacing w:line="240" w:lineRule="auto"/>
+                  <w:rPr>
+                    <w:sz w:val="21"/>
+                    <w:szCs w:val="21"/>
+                  </w:rPr>
+                </w:pPr>
+                <w:r>
+                  <w:rPr>
+                    <w:rFonts w:hint="eastAsia"/>
+                    <w:sz w:val="21"/>
+                    <w:szCs w:val="21"/>
+                  </w:rPr>
+                  <w:t xml:space="preserve">3</w:t>
+                </w:r>
+              </w:p>
+            </w:tc>
+            <w:tc>
+              <w:tcPr>
+                <w:tcW w:w="1017" w:type="pct"/>
+                <w:shd w:val="clear" w:color="auto" w:fill="auto"/>
+                <w:vAlign w:val="center"/>
+              </w:tcPr>
+              <w:p>
+                <w:pPr>
+                  <w:wordWrap w:val="0"/>
+                  <w:spacing w:line="240" w:lineRule="auto"/>
+                  <w:rPr>
+                    <w:sz w:val="21"/>
+                    <w:szCs w:val="21"/>
+                  </w:rPr>
+                </w:pPr>
+                <w:r>
+                  <w:rPr>
+                    <w:rFonts w:hint="eastAsia"/>
+                    <w:sz w:val="21"/>
+                    <w:szCs w:val="21"/>
+                  </w:rPr>
+                  <w:t xml:space="preserve">ZZ综合测试设备</w:t>
+                </w:r>
+              </w:p>
+            </w:tc>
+            <w:tc>
+              <w:tcPr>
+                <w:tcW w:w="1017" w:type="pct"/>
+                <w:shd w:val="clear" w:color="auto" w:fill="auto"/>
+                <w:vAlign w:val="center"/>
+              </w:tcPr>
+              <w:p>
+                <w:pPr>
+                  <w:wordWrap w:val="0"/>
+                  <w:spacing w:line="240" w:lineRule="auto"/>
+                  <w:rPr>
+                    <w:sz w:val="21"/>
+                    <w:szCs w:val="21"/>
+                  </w:rPr>
+                </w:pPr>
+                <w:r>
+                  <w:rPr>
+                    <w:rFonts w:hint="eastAsia"/>
+                    <w:sz w:val="21"/>
+                    <w:szCs w:val="21"/>
+                  </w:rPr>
+                  <w:t xml:space="preserve">设备标识：XX 设备型号：XX 设备配置：XX 运行软件：XX、XX （如果有多套应说明套数）</w:t>
+                </w:r>
+              </w:p>
+            </w:tc>
+            <w:tc>
+              <w:tcPr>
+                <w:tcW w:w="1017" w:type="pct"/>
+                <w:shd w:val="clear" w:color="auto" w:fill="auto"/>
+                <w:vAlign w:val="center"/>
+              </w:tcPr>
+              <w:p>
+                <w:pPr>
+                  <w:wordWrap w:val="0"/>
+                  <w:spacing w:line="240" w:lineRule="auto"/>
+                  <w:rPr>
+                    <w:sz w:val="21"/>
+                    <w:szCs w:val="21"/>
+                  </w:rPr>
+                </w:pPr>
+                <w:r>
+                  <w:rPr>
+                    <w:rFonts w:hint="eastAsia"/>
+                    <w:sz w:val="21"/>
+                    <w:szCs w:val="21"/>
+                  </w:rPr>
+                  <w:t xml:space="preserve"/>
+                </w:r>
+              </w:p>
+            </w:tc>
+            <w:tc>
+              <w:tcPr>
+                <w:tcW w:w="1017" w:type="pct"/>
+                <w:shd w:val="clear" w:color="auto" w:fill="auto"/>
+                <w:vAlign w:val="center"/>
+              </w:tcPr>
+              <w:p>
+                <w:pPr>
+                  <w:wordWrap w:val="0"/>
+                  <w:spacing w:line="240" w:lineRule="auto"/>
+                  <w:rPr>
+                    <w:sz w:val="21"/>
+                    <w:szCs w:val="21"/>
+                  </w:rPr>
+                </w:pPr>
+                <w:r>
+                  <w:rPr>
+                    <w:rFonts w:hint="eastAsia"/>
+                    <w:sz w:val="21"/>
+                    <w:szCs w:val="21"/>
+                  </w:rPr>
+                  <w:t xml:space="preserve"/>
+                </w:r>
+              </w:p>
+            </w:tc>
+            <w:tc>
+              <w:tcPr>
+                <w:tcW w:w="1017" w:type="pct"/>
+                <w:shd w:val="clear" w:color="auto" w:fill="auto"/>
+                <w:vAlign w:val="center"/>
+              </w:tcPr>
+              <w:p>
+                <w:pPr>
+                  <w:wordWrap w:val="0"/>
+                  <w:spacing w:line="240" w:lineRule="auto"/>
+                  <w:rPr>
+                    <w:sz w:val="21"/>
+                    <w:szCs w:val="21"/>
+                  </w:rPr>
+                </w:pPr>
+                <w:r>
+                  <w:rPr>
+                    <w:rFonts w:hint="eastAsia"/>
+                    <w:sz w:val="21"/>
+                    <w:szCs w:val="21"/>
+                  </w:rPr>
+                  <w:t xml:space="preserve">XX单位</w:t>
+                </w:r>
+              </w:p>
+            </w:tc>
+            <w:tc>
+              <w:tcPr>
+                <w:tcW w:w="1017" w:type="pct"/>
+                <w:shd w:val="clear" w:color="auto" w:fill="auto"/>
+                <w:vAlign w:val="center"/>
+              </w:tcPr>
+              <w:p>
+                <w:pPr>
+                  <w:wordWrap w:val="0"/>
+                  <w:spacing w:line="240" w:lineRule="auto"/>
+                  <w:rPr>
+                    <w:sz w:val="21"/>
+                    <w:szCs w:val="21"/>
+                  </w:rPr>
+                </w:pPr>
+                <w:r>
+                  <w:rPr>
+                    <w:rFonts w:hint="eastAsia"/>
+                    <w:sz w:val="21"/>
+                    <w:szCs w:val="21"/>
+                  </w:rPr>
+                  <w:t xml:space="preserve">模拟发送 XX接口数据</w:t>
+                </w:r>
+              </w:p>
+            </w:tc>
+          </w:tr>
+          <w:tr>
+            <w:trPr>
+              <w:trHeight w:val="454"/>
+            </w:trPr>
+            <w:tc>
+              <w:tcPr>
+                <w:tcW w:w="1017" w:type="pct"/>
+                <w:shd w:val="clear" w:color="auto" w:fill="auto"/>
+                <w:vAlign w:val="center"/>
+              </w:tcPr>
+              <w:p>
+                <w:pPr>
+                  <w:wordWrap w:val="0"/>
+                  <w:spacing w:line="240" w:lineRule="auto"/>
+                  <w:rPr>
+                    <w:sz w:val="21"/>
+                    <w:szCs w:val="21"/>
+                  </w:rPr>
+                </w:pPr>
+                <w:r>
+                  <w:rPr>
+                    <w:rFonts w:hint="eastAsia"/>
+                    <w:sz w:val="21"/>
+                    <w:szCs w:val="21"/>
+                  </w:rPr>
+                  <w:t xml:space="preserve">4</w:t>
+                </w:r>
+              </w:p>
+            </w:tc>
+            <w:tc>
+              <w:tcPr>
+                <w:tcW w:w="1017" w:type="pct"/>
+                <w:shd w:val="clear" w:color="auto" w:fill="auto"/>
+                <w:vAlign w:val="center"/>
+              </w:tcPr>
+              <w:p>
+                <w:pPr>
+                  <w:wordWrap w:val="0"/>
+                  <w:spacing w:line="240" w:lineRule="auto"/>
+                  <w:rPr>
+                    <w:sz w:val="21"/>
+                    <w:szCs w:val="21"/>
+                  </w:rPr>
+                </w:pPr>
+                <w:r>
+                  <w:rPr>
+                    <w:rFonts w:hint="eastAsia"/>
+                    <w:sz w:val="21"/>
+                    <w:szCs w:val="21"/>
+                  </w:rPr>
+                  <w:t xml:space="preserve">示波器</w:t>
+                </w:r>
+              </w:p>
+            </w:tc>
+            <w:tc>
+              <w:tcPr>
+                <w:tcW w:w="1017" w:type="pct"/>
+                <w:shd w:val="clear" w:color="auto" w:fill="auto"/>
+                <w:vAlign w:val="center"/>
+              </w:tcPr>
+              <w:p>
+                <w:pPr>
+                  <w:wordWrap w:val="0"/>
+                  <w:spacing w:line="240" w:lineRule="auto"/>
+                  <w:rPr>
+                    <w:sz w:val="21"/>
+                    <w:szCs w:val="21"/>
+                  </w:rPr>
+                </w:pPr>
+                <w:r>
+                  <w:rPr>
+                    <w:rFonts w:hint="eastAsia"/>
+                    <w:sz w:val="21"/>
+                    <w:szCs w:val="21"/>
+                  </w:rPr>
+                  <w:t xml:space="preserve">设备型号：XX 设备配置：XX （如果有多套应说明套数）</w:t>
+                </w:r>
+              </w:p>
+            </w:tc>
+            <w:tc>
+              <w:tcPr>
+                <w:tcW w:w="1017" w:type="pct"/>
+                <w:shd w:val="clear" w:color="auto" w:fill="auto"/>
+                <w:vAlign w:val="center"/>
+              </w:tcPr>
+              <w:p>
+                <w:pPr>
+                  <w:wordWrap w:val="0"/>
+                  <w:spacing w:line="240" w:lineRule="auto"/>
+                  <w:rPr>
+                    <w:sz w:val="21"/>
+                    <w:szCs w:val="21"/>
+                  </w:rPr>
+                </w:pPr>
+                <w:r>
+                  <w:rPr>
+                    <w:rFonts w:hint="eastAsia"/>
+                    <w:sz w:val="21"/>
+                    <w:szCs w:val="21"/>
+                  </w:rPr>
+                  <w:t xml:space="preserve"/>
+                </w:r>
+              </w:p>
+            </w:tc>
+            <w:tc>
+              <w:tcPr>
+                <w:tcW w:w="1017" w:type="pct"/>
+                <w:shd w:val="clear" w:color="auto" w:fill="auto"/>
+                <w:vAlign w:val="center"/>
+              </w:tcPr>
+              <w:p>
+                <w:pPr>
+                  <w:wordWrap w:val="0"/>
+                  <w:spacing w:line="240" w:lineRule="auto"/>
+                  <w:rPr>
+                    <w:sz w:val="21"/>
+                    <w:szCs w:val="21"/>
+                  </w:rPr>
+                </w:pPr>
+                <w:r>
+                  <w:rPr>
+                    <w:rFonts w:hint="eastAsia"/>
+                    <w:sz w:val="21"/>
+                    <w:szCs w:val="21"/>
+                  </w:rPr>
+                  <w:t xml:space="preserve"/>
+                </w:r>
+              </w:p>
+            </w:tc>
+            <w:tc>
+              <w:tcPr>
+                <w:tcW w:w="1017" w:type="pct"/>
+                <w:shd w:val="clear" w:color="auto" w:fill="auto"/>
+                <w:vAlign w:val="center"/>
+              </w:tcPr>
+              <w:p>
+                <w:pPr>
+                  <w:wordWrap w:val="0"/>
+                  <w:spacing w:line="240" w:lineRule="auto"/>
+                  <w:rPr>
+                    <w:sz w:val="21"/>
+                    <w:szCs w:val="21"/>
+                  </w:rPr>
+                </w:pPr>
+                <w:r>
+                  <w:rPr>
+                    <w:rFonts w:hint="eastAsia"/>
+                    <w:sz w:val="21"/>
+                    <w:szCs w:val="21"/>
+                  </w:rPr>
+                  <w:t xml:space="preserve">XX单位</w:t>
+                </w:r>
+              </w:p>
+            </w:tc>
+            <w:tc>
+              <w:tcPr>
+                <w:tcW w:w="1017" w:type="pct"/>
+                <w:shd w:val="clear" w:color="auto" w:fill="auto"/>
+                <w:vAlign w:val="center"/>
+              </w:tcPr>
+              <w:p>
+                <w:pPr>
+                  <w:wordWrap w:val="0"/>
+                  <w:spacing w:line="240" w:lineRule="auto"/>
+                  <w:rPr>
+                    <w:sz w:val="21"/>
+                    <w:szCs w:val="21"/>
+                  </w:rPr>
+                </w:pPr>
+                <w:r>
+                  <w:rPr>
+                    <w:rFonts w:hint="eastAsia"/>
+                    <w:sz w:val="21"/>
+                    <w:szCs w:val="21"/>
+                  </w:rPr>
+                  <w:t xml:space="preserve">测量定时器采样周期</w:t>
+                </w:r>
+              </w:p>
+            </w:tc>
+          </w:tr>
+          <w:tr>
+            <w:trPr>
+              <w:trHeight w:val="454"/>
+            </w:trPr>
+            <w:tc>
+              <w:tcPr>
+                <w:tcW w:w="1017" w:type="pct"/>
+                <w:shd w:val="clear" w:color="auto" w:fill="auto"/>
+                <w:vAlign w:val="center"/>
+              </w:tcPr>
+              <w:p>
+                <w:pPr>
+                  <w:wordWrap w:val="0"/>
+                  <w:spacing w:line="240" w:lineRule="auto"/>
+                  <w:rPr>
+                    <w:sz w:val="21"/>
+                    <w:szCs w:val="21"/>
+                  </w:rPr>
+                </w:pPr>
+                <w:r>
+                  <w:rPr>
+                    <w:rFonts w:hint="eastAsia"/>
+                    <w:sz w:val="21"/>
+                    <w:szCs w:val="21"/>
+                  </w:rPr>
+                  <w:t xml:space="preserve">5</w:t>
+                </w:r>
+              </w:p>
+            </w:tc>
+            <w:tc>
+              <w:tcPr>
+                <w:tcW w:w="1017" w:type="pct"/>
+                <w:shd w:val="clear" w:color="auto" w:fill="auto"/>
+                <w:vAlign w:val="center"/>
+              </w:tcPr>
+              <w:p>
+                <w:pPr>
+                  <w:wordWrap w:val="0"/>
+                  <w:spacing w:line="240" w:lineRule="auto"/>
+                  <w:rPr>
+                    <w:sz w:val="21"/>
+                    <w:szCs w:val="21"/>
+                  </w:rPr>
+                </w:pPr>
+                <w:r>
+                  <w:rPr>
+                    <w:rFonts w:hint="eastAsia"/>
+                    <w:sz w:val="21"/>
+                    <w:szCs w:val="21"/>
+                  </w:rPr>
+                  <w:t xml:space="preserve">工控机</w:t>
+                </w:r>
+              </w:p>
+            </w:tc>
+            <w:tc>
+              <w:tcPr>
+                <w:tcW w:w="1017" w:type="pct"/>
+                <w:shd w:val="clear" w:color="auto" w:fill="auto"/>
+                <w:vAlign w:val="center"/>
+              </w:tcPr>
+              <w:p>
+                <w:pPr>
+                  <w:wordWrap w:val="0"/>
+                  <w:spacing w:line="240" w:lineRule="auto"/>
+                  <w:rPr>
+                    <w:sz w:val="21"/>
+                    <w:szCs w:val="21"/>
+                  </w:rPr>
+                </w:pPr>
+                <w:r>
+                  <w:rPr>
+                    <w:rFonts w:hint="eastAsia"/>
+                    <w:sz w:val="21"/>
+                    <w:szCs w:val="21"/>
+                  </w:rPr>
+                  <w:t xml:space="preserve">设备型号：XX 设备配置：XX 运行软件：XX、XX （如果有多套应说明套数）</w:t>
+                </w:r>
+              </w:p>
+            </w:tc>
+            <w:tc>
+              <w:tcPr>
+                <w:tcW w:w="1017" w:type="pct"/>
+                <w:shd w:val="clear" w:color="auto" w:fill="auto"/>
+                <w:vAlign w:val="center"/>
+              </w:tcPr>
+              <w:p>
+                <w:pPr>
+                  <w:wordWrap w:val="0"/>
+                  <w:spacing w:line="240" w:lineRule="auto"/>
+                  <w:rPr>
+                    <w:sz w:val="21"/>
+                    <w:szCs w:val="21"/>
+                  </w:rPr>
+                </w:pPr>
+                <w:r>
+                  <w:rPr>
+                    <w:rFonts w:hint="eastAsia"/>
+                    <w:sz w:val="21"/>
+                    <w:szCs w:val="21"/>
+                  </w:rPr>
+                  <w:t xml:space="preserve"/>
+                </w:r>
+              </w:p>
+            </w:tc>
+            <w:tc>
+              <w:tcPr>
+                <w:tcW w:w="1017" w:type="pct"/>
+                <w:shd w:val="clear" w:color="auto" w:fill="auto"/>
+                <w:vAlign w:val="center"/>
+              </w:tcPr>
+              <w:p>
+                <w:pPr>
+                  <w:wordWrap w:val="0"/>
+                  <w:spacing w:line="240" w:lineRule="auto"/>
+                  <w:rPr>
+                    <w:sz w:val="21"/>
+                    <w:szCs w:val="21"/>
+                  </w:rPr>
+                </w:pPr>
+                <w:r>
+                  <w:rPr>
+                    <w:rFonts w:hint="eastAsia"/>
+                    <w:sz w:val="21"/>
+                    <w:szCs w:val="21"/>
+                  </w:rPr>
+                  <w:t xml:space="preserve"/>
+                </w:r>
+              </w:p>
+            </w:tc>
+            <w:tc>
+              <w:tcPr>
+                <w:tcW w:w="1017" w:type="pct"/>
+                <w:shd w:val="clear" w:color="auto" w:fill="auto"/>
+                <w:vAlign w:val="center"/>
+              </w:tcPr>
+              <w:p>
+                <w:pPr>
+                  <w:wordWrap w:val="0"/>
+                  <w:spacing w:line="240" w:lineRule="auto"/>
+                  <w:rPr>
+                    <w:sz w:val="21"/>
+                    <w:szCs w:val="21"/>
+                  </w:rPr>
+                </w:pPr>
+                <w:r>
+                  <w:rPr>
+                    <w:rFonts w:hint="eastAsia"/>
+                    <w:sz w:val="21"/>
+                    <w:szCs w:val="21"/>
+                  </w:rPr>
+                  <w:t xml:space="preserve">XX单位</w:t>
+                </w:r>
+              </w:p>
+            </w:tc>
+            <w:tc>
+              <w:tcPr>
+                <w:tcW w:w="1017" w:type="pct"/>
+                <w:shd w:val="clear" w:color="auto" w:fill="auto"/>
+                <w:vAlign w:val="center"/>
+              </w:tcPr>
+              <w:p>
+                <w:pPr>
+                  <w:wordWrap w:val="0"/>
+                  <w:spacing w:line="240" w:lineRule="auto"/>
+                  <w:rPr>
+                    <w:sz w:val="21"/>
+                    <w:szCs w:val="21"/>
+                  </w:rPr>
+                </w:pPr>
+                <w:r>
+                  <w:rPr>
+                    <w:rFonts w:hint="eastAsia"/>
+                    <w:sz w:val="21"/>
+                    <w:szCs w:val="21"/>
+                  </w:rPr>
+                  <w:t xml:space="preserve">运行 XX软件模拟 XX</w:t>
+                </w:r>
+              </w:p>
+            </w:tc>
+          </w:tr>
+        </w:tbl>
+        <w:p>
+          <w:pPr>
+            <w:wordWrap w:val="0"/>
+            <w:spacing w:line="360" w:lineRule="auto"/>
+            <w:ind w:firstLineChars="200" w:firstLine="480"/>
+            <w:rPr>
+              <w:sz w:val="24"/>
+              <w:szCs w:val="24"/>
+            </w:rPr>
+          </w:pPr>
+          <w:r>
+            <w:rPr>
+              <w:rFonts w:hint="eastAsia"/>
+              <w:sz w:val="24"/>
+              <w:szCs w:val="24"/>
+            </w:rPr>
+            <w:t xml:space="preserve"> </w:t>
           </w:r>
         </w:p>
       </w:sdtContent>
@@ -9839,7 +13206,931 @@
               <w:sz w:val="24"/>
               <w:szCs w:val="24"/>
             </w:rPr>
-            <w:t xml:space="preserve">this is test data in web editor</w:t>
+            <w:t xml:space="preserve">图像处理机接口管理FPGA软件配置项测试所需的测评数据详见下表所示。</w:t>
+          </w:r>
+        </w:p>
+        <w:p>
+          <w:pPr>
+            <w:spacing w:line="360" w:lineRule="auto"/>
+            <w:jc w:val="center"/>
+            <w:rPr>
+              <w:sz w:val="21"/>
+              <w:szCs w:val="21"/>
+            </w:rPr>
+          </w:pPr>
+          <w:r>
+            <w:rPr>
+              <w:rFonts w:hint="eastAsia"/>
+              <w:sz w:val="21"/>
+              <w:szCs w:val="21"/>
+            </w:rPr>
+            <w:t xml:space="preserve">表5-9测评数据</w:t>
+          </w:r>
+        </w:p>
+        <w:tbl>
+          <w:tblPr>
+            <w:tblW w:w="5000" w:type="pct"/>
+            <w:tblBorders>
+              <w:top w:val="single" w:sz="12" w:space="0" w:color="auto"/>
+              <w:left w:val="single" w:sz="12" w:space="0" w:color="auto"/>
+              <w:bottom w:val="single" w:sz="12" w:space="0" w:color="auto"/>
+              <w:right w:val="single" w:sz="12" w:space="0" w:color="auto"/>
+              <w:insideH w:val="single" w:sz="6" w:space="0" w:color="auto"/>
+              <w:insideV w:val="single" w:sz="6" w:space="0" w:color="auto"/>
+            </w:tblBorders>
+            <w:tblLook w:val="01E0" w:firstRow="1" w:lastRow="1" w:firstColumn="1" w:lastColumn="1" w:noHBand="0" w:noVBand="0"/>
+          </w:tblPr>
+          <w:tblGrid>
+            <w:gridCol w:w="1530"/>
+            <w:gridCol w:w="721"/>
+            <w:gridCol w:w="1295"/>
+            <w:gridCol w:w="1182"/>
+            <w:gridCol w:w="1182"/>
+            <w:gridCol w:w="1182"/>
+            <w:gridCol w:w="1182"/>
+          </w:tblGrid>
+          <w:tr>
+            <w:trPr>
+              <w:trHeight w:val="454"/>
+            </w:trPr>
+            <w:tc>
+              <w:tcPr>
+                <w:tcW w:w="1017" w:type="pct"/>
+                <w:shd w:val="clear" w:color="auto" w:fill="auto"/>
+                <w:vAlign w:val="center"/>
+              </w:tcPr>
+              <w:p>
+                <w:pPr>
+                  <w:spacing w:line="240" w:lineRule="auto"/>
+                  <w:rPr>
+                    <w:sz w:val="21"/>
+                    <w:szCs w:val="21"/>
+                  </w:rPr>
+                </w:pPr>
+                <w:r>
+                  <w:rPr>
+                    <w:rFonts w:hint="eastAsia"/>
+                    <w:sz w:val="21"/>
+                    <w:szCs w:val="21"/>
+                  </w:rPr>
+                  <w:t xml:space="preserve">序号</w:t>
+                </w:r>
+              </w:p>
+            </w:tc>
+            <w:tc>
+              <w:tcPr>
+                <w:tcW w:w="1017" w:type="pct"/>
+                <w:shd w:val="clear" w:color="auto" w:fill="auto"/>
+                <w:vAlign w:val="center"/>
+              </w:tcPr>
+              <w:p>
+                <w:pPr>
+                  <w:spacing w:line="240" w:lineRule="auto"/>
+                  <w:rPr>
+                    <w:sz w:val="21"/>
+                    <w:szCs w:val="21"/>
+                  </w:rPr>
+                </w:pPr>
+                <w:r>
+                  <w:rPr>
+                    <w:rFonts w:hint="eastAsia"/>
+                    <w:sz w:val="21"/>
+                    <w:szCs w:val="21"/>
+                  </w:rPr>
+                  <w:t xml:space="preserve">数据描述</w:t>
+                </w:r>
+              </w:p>
+            </w:tc>
+            <w:tc>
+              <w:tcPr>
+                <w:tcW w:w="1017" w:type="pct"/>
+                <w:shd w:val="clear" w:color="auto" w:fill="auto"/>
+                <w:vAlign w:val="center"/>
+              </w:tcPr>
+              <w:p>
+                <w:pPr>
+                  <w:spacing w:line="240" w:lineRule="auto"/>
+                  <w:rPr>
+                    <w:sz w:val="21"/>
+                    <w:szCs w:val="21"/>
+                  </w:rPr>
+                </w:pPr>
+                <w:r>
+                  <w:rPr>
+                    <w:rFonts w:hint="eastAsia"/>
+                    <w:sz w:val="21"/>
+                    <w:szCs w:val="21"/>
+                  </w:rPr>
+                  <w:t xml:space="preserve">性质</w:t>
+                </w:r>
+              </w:p>
+            </w:tc>
+            <w:tc>
+              <w:tcPr>
+                <w:tcW w:w="1017" w:type="pct"/>
+                <w:shd w:val="clear" w:color="auto" w:fill="auto"/>
+                <w:vAlign w:val="center"/>
+              </w:tcPr>
+              <w:p>
+                <w:pPr>
+                  <w:spacing w:line="240" w:lineRule="auto"/>
+                  <w:rPr>
+                    <w:sz w:val="21"/>
+                    <w:szCs w:val="21"/>
+                  </w:rPr>
+                </w:pPr>
+                <w:r>
+                  <w:rPr>
+                    <w:rFonts w:hint="eastAsia"/>
+                    <w:sz w:val="21"/>
+                    <w:szCs w:val="21"/>
+                  </w:rPr>
+                  <w:t xml:space="preserve">规格</w:t>
+                </w:r>
+              </w:p>
+            </w:tc>
+            <w:tc>
+              <w:tcPr>
+                <w:tcW w:w="1017" w:type="pct"/>
+                <w:shd w:val="clear" w:color="auto" w:fill="auto"/>
+                <w:vAlign w:val="center"/>
+              </w:tcPr>
+              <w:p>
+                <w:pPr>
+                  <w:spacing w:line="240" w:lineRule="auto"/>
+                  <w:rPr>
+                    <w:sz w:val="21"/>
+                    <w:szCs w:val="21"/>
+                  </w:rPr>
+                </w:pPr>
+                <w:r>
+                  <w:rPr>
+                    <w:rFonts w:hint="eastAsia"/>
+                    <w:sz w:val="21"/>
+                    <w:szCs w:val="21"/>
+                  </w:rPr>
+                  <w:t xml:space="preserve">数量</w:t>
+                </w:r>
+              </w:p>
+            </w:tc>
+            <w:tc>
+              <w:tcPr>
+                <w:tcW w:w="1017" w:type="pct"/>
+                <w:shd w:val="clear" w:color="auto" w:fill="auto"/>
+                <w:vAlign w:val="center"/>
+              </w:tcPr>
+              <w:p>
+                <w:pPr>
+                  <w:spacing w:line="240" w:lineRule="auto"/>
+                  <w:rPr>
+                    <w:sz w:val="21"/>
+                    <w:szCs w:val="21"/>
+                  </w:rPr>
+                </w:pPr>
+                <w:r>
+                  <w:rPr>
+                    <w:rFonts w:hint="eastAsia"/>
+                    <w:sz w:val="21"/>
+                    <w:szCs w:val="21"/>
+                  </w:rPr>
+                  <w:t xml:space="preserve">密级</w:t>
+                </w:r>
+              </w:p>
+            </w:tc>
+            <w:tc>
+              <w:tcPr>
+                <w:tcW w:w="1017" w:type="pct"/>
+                <w:shd w:val="clear" w:color="auto" w:fill="auto"/>
+                <w:vAlign w:val="center"/>
+              </w:tcPr>
+              <w:p>
+                <w:pPr>
+                  <w:spacing w:line="240" w:lineRule="auto"/>
+                  <w:rPr>
+                    <w:sz w:val="21"/>
+                    <w:szCs w:val="21"/>
+                  </w:rPr>
+                </w:pPr>
+                <w:r>
+                  <w:rPr>
+                    <w:rFonts w:hint="eastAsia"/>
+                    <w:sz w:val="21"/>
+                    <w:szCs w:val="21"/>
+                  </w:rPr>
+                  <w:t xml:space="preserve">提供单位</w:t>
+                </w:r>
+              </w:p>
+            </w:tc>
+          </w:tr>
+          <w:tr>
+            <w:trPr>
+              <w:trHeight w:val="454"/>
+            </w:trPr>
+            <w:tc>
+              <w:tcPr>
+                <w:tcW w:w="1017" w:type="pct"/>
+                <w:shd w:val="clear" w:color="auto" w:fill="auto"/>
+                <w:vAlign w:val="center"/>
+              </w:tcPr>
+              <w:p>
+                <w:pPr>
+                  <w:spacing w:line="240" w:lineRule="auto"/>
+                  <w:rPr>
+                    <w:sz w:val="21"/>
+                    <w:szCs w:val="21"/>
+                  </w:rPr>
+                </w:pPr>
+                <w:r>
+                  <w:rPr>
+                    <w:rFonts w:hint="eastAsia"/>
+                    <w:sz w:val="21"/>
+                    <w:szCs w:val="21"/>
+                  </w:rPr>
+                  <w:t xml:space="preserve">1</w:t>
+                </w:r>
+              </w:p>
+            </w:tc>
+            <w:tc>
+              <w:tcPr>
+                <w:tcW w:w="1017" w:type="pct"/>
+                <w:shd w:val="clear" w:color="auto" w:fill="auto"/>
+                <w:vAlign w:val="center"/>
+              </w:tcPr>
+              <w:p>
+                <w:pPr>
+                  <w:spacing w:line="240" w:lineRule="auto"/>
+                  <w:rPr>
+                    <w:sz w:val="21"/>
+                    <w:szCs w:val="21"/>
+                  </w:rPr>
+                </w:pPr>
+                <w:r>
+                  <w:rPr>
+                    <w:rFonts w:hint="eastAsia"/>
+                    <w:sz w:val="21"/>
+                    <w:szCs w:val="21"/>
+                  </w:rPr>
+                  <w:t xml:space="preserve">FLASH配置参数</w:t>
+                </w:r>
+              </w:p>
+            </w:tc>
+            <w:tc>
+              <w:tcPr>
+                <w:tcW w:w="1017" w:type="pct"/>
+                <w:shd w:val="clear" w:color="auto" w:fill="auto"/>
+                <w:vAlign w:val="center"/>
+              </w:tcPr>
+              <w:p>
+                <w:pPr>
+                  <w:spacing w:line="240" w:lineRule="auto"/>
+                  <w:rPr>
+                    <w:sz w:val="21"/>
+                    <w:szCs w:val="21"/>
+                  </w:rPr>
+                </w:pPr>
+                <w:r>
+                  <w:rPr>
+                    <w:rFonts w:hint="eastAsia"/>
+                    <w:sz w:val="21"/>
+                    <w:szCs w:val="21"/>
+                  </w:rPr>
+                  <w:t xml:space="preserve">真实</w:t>
+                </w:r>
+              </w:p>
+            </w:tc>
+            <w:tc>
+              <w:tcPr>
+                <w:tcW w:w="1017" w:type="pct"/>
+                <w:shd w:val="clear" w:color="auto" w:fill="auto"/>
+                <w:vAlign w:val="center"/>
+              </w:tcPr>
+              <w:p>
+                <w:pPr>
+                  <w:spacing w:line="240" w:lineRule="auto"/>
+                  <w:rPr>
+                    <w:sz w:val="21"/>
+                    <w:szCs w:val="21"/>
+                  </w:rPr>
+                </w:pPr>
+                <w:r>
+                  <w:rPr>
+                    <w:rFonts w:hint="eastAsia"/>
+                    <w:sz w:val="21"/>
+                    <w:szCs w:val="21"/>
+                  </w:rPr>
+                  <w:t xml:space="preserve">单位：字节 大小：4.2MB</w:t>
+                </w:r>
+              </w:p>
+            </w:tc>
+            <w:tc>
+              <w:tcPr>
+                <w:tcW w:w="1017" w:type="pct"/>
+                <w:shd w:val="clear" w:color="auto" w:fill="auto"/>
+                <w:vAlign w:val="center"/>
+              </w:tcPr>
+              <w:p>
+                <w:pPr>
+                  <w:spacing w:line="240" w:lineRule="auto"/>
+                  <w:rPr>
+                    <w:sz w:val="21"/>
+                    <w:szCs w:val="21"/>
+                  </w:rPr>
+                </w:pPr>
+                <w:r>
+                  <w:rPr>
+                    <w:rFonts w:hint="eastAsia"/>
+                    <w:sz w:val="21"/>
+                    <w:szCs w:val="21"/>
+                  </w:rPr>
+                  <w:t xml:space="preserve">1组</w:t>
+                </w:r>
+              </w:p>
+            </w:tc>
+            <w:tc>
+              <w:tcPr>
+                <w:tcW w:w="1017" w:type="pct"/>
+                <w:shd w:val="clear" w:color="auto" w:fill="auto"/>
+                <w:vAlign w:val="center"/>
+              </w:tcPr>
+              <w:p>
+                <w:pPr>
+                  <w:spacing w:line="240" w:lineRule="auto"/>
+                  <w:rPr>
+                    <w:sz w:val="21"/>
+                    <w:szCs w:val="21"/>
+                  </w:rPr>
+                </w:pPr>
+                <w:r>
+                  <w:rPr>
+                    <w:rFonts w:hint="eastAsia"/>
+                    <w:sz w:val="21"/>
+                    <w:szCs w:val="21"/>
+                  </w:rPr>
+                  <w:t xml:space="preserve">非密</w:t>
+                </w:r>
+              </w:p>
+            </w:tc>
+            <w:tc>
+              <w:tcPr>
+                <w:tcW w:w="1017" w:type="pct"/>
+                <w:shd w:val="clear" w:color="auto" w:fill="auto"/>
+                <w:vAlign w:val="center"/>
+              </w:tcPr>
+              <w:p>
+                <w:pPr>
+                  <w:spacing w:line="240" w:lineRule="auto"/>
+                  <w:rPr>
+                    <w:sz w:val="21"/>
+                    <w:szCs w:val="21"/>
+                  </w:rPr>
+                </w:pPr>
+                <w:r>
+                  <w:rPr>
+                    <w:rFonts w:hint="eastAsia"/>
+                    <w:sz w:val="21"/>
+                    <w:szCs w:val="21"/>
+                  </w:rPr>
+                  <w:t xml:space="preserve">XX单位</w:t>
+                </w:r>
+              </w:p>
+            </w:tc>
+          </w:tr>
+          <w:tr>
+            <w:trPr>
+              <w:trHeight w:val="454"/>
+            </w:trPr>
+            <w:tc>
+              <w:tcPr>
+                <w:tcW w:w="1017" w:type="pct"/>
+                <w:shd w:val="clear" w:color="auto" w:fill="auto"/>
+                <w:vAlign w:val="center"/>
+              </w:tcPr>
+              <w:p>
+                <w:pPr>
+                  <w:spacing w:line="240" w:lineRule="auto"/>
+                  <w:rPr>
+                    <w:sz w:val="21"/>
+                    <w:szCs w:val="21"/>
+                  </w:rPr>
+                </w:pPr>
+                <w:r>
+                  <w:rPr>
+                    <w:rFonts w:hint="eastAsia"/>
+                    <w:sz w:val="21"/>
+                    <w:szCs w:val="21"/>
+                  </w:rPr>
+                  <w:t xml:space="preserve">2</w:t>
+                </w:r>
+              </w:p>
+            </w:tc>
+            <w:tc>
+              <w:tcPr>
+                <w:tcW w:w="1017" w:type="pct"/>
+                <w:shd w:val="clear" w:color="auto" w:fill="auto"/>
+                <w:vAlign w:val="center"/>
+              </w:tcPr>
+              <w:p>
+                <w:pPr>
+                  <w:spacing w:line="240" w:lineRule="auto"/>
+                  <w:rPr>
+                    <w:sz w:val="21"/>
+                    <w:szCs w:val="21"/>
+                  </w:rPr>
+                </w:pPr>
+                <w:r>
+                  <w:rPr>
+                    <w:rFonts w:hint="eastAsia"/>
+                    <w:sz w:val="21"/>
+                    <w:szCs w:val="21"/>
+                  </w:rPr>
+                  <w:t xml:space="preserve">卫星星地反馈数据</w:t>
+                </w:r>
+              </w:p>
+            </w:tc>
+            <w:tc>
+              <w:tcPr>
+                <w:tcW w:w="1017" w:type="pct"/>
+                <w:shd w:val="clear" w:color="auto" w:fill="auto"/>
+                <w:vAlign w:val="center"/>
+              </w:tcPr>
+              <w:p>
+                <w:pPr>
+                  <w:spacing w:line="240" w:lineRule="auto"/>
+                  <w:rPr>
+                    <w:sz w:val="21"/>
+                    <w:szCs w:val="21"/>
+                  </w:rPr>
+                </w:pPr>
+                <w:r>
+                  <w:rPr>
+                    <w:rFonts w:hint="eastAsia"/>
+                    <w:sz w:val="21"/>
+                    <w:szCs w:val="21"/>
+                  </w:rPr>
+                  <w:t xml:space="preserve">模拟</w:t>
+                </w:r>
+              </w:p>
+            </w:tc>
+            <w:tc>
+              <w:tcPr>
+                <w:tcW w:w="1017" w:type="pct"/>
+                <w:shd w:val="clear" w:color="auto" w:fill="auto"/>
+                <w:vAlign w:val="center"/>
+              </w:tcPr>
+              <w:p>
+                <w:pPr>
+                  <w:spacing w:line="240" w:lineRule="auto"/>
+                  <w:rPr>
+                    <w:sz w:val="21"/>
+                    <w:szCs w:val="21"/>
+                  </w:rPr>
+                </w:pPr>
+                <w:r>
+                  <w:rPr>
+                    <w:rFonts w:hint="eastAsia"/>
+                    <w:sz w:val="21"/>
+                    <w:szCs w:val="21"/>
+                  </w:rPr>
+                  <w:t xml:space="preserve">符合星地传输接口协议的数据</w:t>
+                </w:r>
+              </w:p>
+            </w:tc>
+            <w:tc>
+              <w:tcPr>
+                <w:tcW w:w="1017" w:type="pct"/>
+                <w:shd w:val="clear" w:color="auto" w:fill="auto"/>
+                <w:vAlign w:val="center"/>
+              </w:tcPr>
+              <w:p>
+                <w:pPr>
+                  <w:spacing w:line="240" w:lineRule="auto"/>
+                  <w:rPr>
+                    <w:sz w:val="21"/>
+                    <w:szCs w:val="21"/>
+                  </w:rPr>
+                </w:pPr>
+                <w:r>
+                  <w:rPr>
+                    <w:rFonts w:hint="eastAsia"/>
+                    <w:sz w:val="21"/>
+                    <w:szCs w:val="21"/>
+                  </w:rPr>
+                  <w:t xml:space="preserve">连续2小时</w:t>
+                </w:r>
+              </w:p>
+            </w:tc>
+            <w:tc>
+              <w:tcPr>
+                <w:tcW w:w="1017" w:type="pct"/>
+                <w:shd w:val="clear" w:color="auto" w:fill="auto"/>
+                <w:vAlign w:val="center"/>
+              </w:tcPr>
+              <w:p>
+                <w:pPr>
+                  <w:spacing w:line="240" w:lineRule="auto"/>
+                  <w:rPr>
+                    <w:sz w:val="21"/>
+                    <w:szCs w:val="21"/>
+                  </w:rPr>
+                </w:pPr>
+                <w:r>
+                  <w:rPr>
+                    <w:rFonts w:hint="eastAsia"/>
+                    <w:sz w:val="21"/>
+                    <w:szCs w:val="21"/>
+                  </w:rPr>
+                  <w:t xml:space="preserve"/>
+                </w:r>
+              </w:p>
+            </w:tc>
+            <w:tc>
+              <w:tcPr>
+                <w:tcW w:w="1017" w:type="pct"/>
+                <w:shd w:val="clear" w:color="auto" w:fill="auto"/>
+                <w:vAlign w:val="center"/>
+              </w:tcPr>
+              <w:p>
+                <w:pPr>
+                  <w:spacing w:line="240" w:lineRule="auto"/>
+                  <w:rPr>
+                    <w:sz w:val="21"/>
+                    <w:szCs w:val="21"/>
+                  </w:rPr>
+                </w:pPr>
+                <w:r>
+                  <w:rPr>
+                    <w:rFonts w:hint="eastAsia"/>
+                    <w:sz w:val="21"/>
+                    <w:szCs w:val="21"/>
+                  </w:rPr>
+                  <w:t xml:space="preserve">XX单位</w:t>
+                </w:r>
+              </w:p>
+            </w:tc>
+          </w:tr>
+          <w:tr>
+            <w:trPr>
+              <w:trHeight w:val="454"/>
+            </w:trPr>
+            <w:tc>
+              <w:tcPr>
+                <w:tcW w:w="1017" w:type="pct"/>
+                <w:shd w:val="clear" w:color="auto" w:fill="auto"/>
+                <w:vAlign w:val="center"/>
+              </w:tcPr>
+              <w:p>
+                <w:pPr>
+                  <w:spacing w:line="240" w:lineRule="auto"/>
+                  <w:rPr>
+                    <w:sz w:val="21"/>
+                    <w:szCs w:val="21"/>
+                  </w:rPr>
+                </w:pPr>
+                <w:r>
+                  <w:rPr>
+                    <w:rFonts w:hint="eastAsia"/>
+                    <w:sz w:val="21"/>
+                    <w:szCs w:val="21"/>
+                  </w:rPr>
+                  <w:t xml:space="preserve">3</w:t>
+                </w:r>
+              </w:p>
+            </w:tc>
+            <w:tc>
+              <w:tcPr>
+                <w:tcW w:w="1017" w:type="pct"/>
+                <w:shd w:val="clear" w:color="auto" w:fill="auto"/>
+                <w:vAlign w:val="center"/>
+              </w:tcPr>
+              <w:p>
+                <w:pPr>
+                  <w:spacing w:line="240" w:lineRule="auto"/>
+                  <w:rPr>
+                    <w:sz w:val="21"/>
+                    <w:szCs w:val="21"/>
+                  </w:rPr>
+                </w:pPr>
+                <w:r>
+                  <w:rPr>
+                    <w:rFonts w:hint="eastAsia"/>
+                    <w:sz w:val="21"/>
+                    <w:szCs w:val="21"/>
+                  </w:rPr>
+                  <w:t xml:space="preserve"/>
+                </w:r>
+              </w:p>
+            </w:tc>
+            <w:tc>
+              <w:tcPr>
+                <w:tcW w:w="1017" w:type="pct"/>
+                <w:shd w:val="clear" w:color="auto" w:fill="auto"/>
+                <w:vAlign w:val="center"/>
+              </w:tcPr>
+              <w:p>
+                <w:pPr>
+                  <w:spacing w:line="240" w:lineRule="auto"/>
+                  <w:rPr>
+                    <w:sz w:val="21"/>
+                    <w:szCs w:val="21"/>
+                  </w:rPr>
+                </w:pPr>
+                <w:r>
+                  <w:rPr>
+                    <w:rFonts w:hint="eastAsia"/>
+                    <w:sz w:val="21"/>
+                    <w:szCs w:val="21"/>
+                  </w:rPr>
+                  <w:t xml:space="preserve"/>
+                </w:r>
+              </w:p>
+            </w:tc>
+            <w:tc>
+              <w:tcPr>
+                <w:tcW w:w="1017" w:type="pct"/>
+                <w:shd w:val="clear" w:color="auto" w:fill="auto"/>
+                <w:vAlign w:val="center"/>
+              </w:tcPr>
+              <w:p>
+                <w:pPr>
+                  <w:spacing w:line="240" w:lineRule="auto"/>
+                  <w:rPr>
+                    <w:sz w:val="21"/>
+                    <w:szCs w:val="21"/>
+                  </w:rPr>
+                </w:pPr>
+                <w:r>
+                  <w:rPr>
+                    <w:rFonts w:hint="eastAsia"/>
+                    <w:sz w:val="21"/>
+                    <w:szCs w:val="21"/>
+                  </w:rPr>
+                  <w:t xml:space="preserve"/>
+                </w:r>
+              </w:p>
+            </w:tc>
+            <w:tc>
+              <w:tcPr>
+                <w:tcW w:w="1017" w:type="pct"/>
+                <w:shd w:val="clear" w:color="auto" w:fill="auto"/>
+                <w:vAlign w:val="center"/>
+              </w:tcPr>
+              <w:p>
+                <w:pPr>
+                  <w:spacing w:line="240" w:lineRule="auto"/>
+                  <w:rPr>
+                    <w:sz w:val="21"/>
+                    <w:szCs w:val="21"/>
+                  </w:rPr>
+                </w:pPr>
+                <w:r>
+                  <w:rPr>
+                    <w:rFonts w:hint="eastAsia"/>
+                    <w:sz w:val="21"/>
+                    <w:szCs w:val="21"/>
+                  </w:rPr>
+                  <w:t xml:space="preserve"/>
+                </w:r>
+              </w:p>
+            </w:tc>
+            <w:tc>
+              <w:tcPr>
+                <w:tcW w:w="1017" w:type="pct"/>
+                <w:shd w:val="clear" w:color="auto" w:fill="auto"/>
+                <w:vAlign w:val="center"/>
+              </w:tcPr>
+              <w:p>
+                <w:pPr>
+                  <w:spacing w:line="240" w:lineRule="auto"/>
+                  <w:rPr>
+                    <w:sz w:val="21"/>
+                    <w:szCs w:val="21"/>
+                  </w:rPr>
+                </w:pPr>
+                <w:r>
+                  <w:rPr>
+                    <w:rFonts w:hint="eastAsia"/>
+                    <w:sz w:val="21"/>
+                    <w:szCs w:val="21"/>
+                  </w:rPr>
+                  <w:t xml:space="preserve"/>
+                </w:r>
+              </w:p>
+            </w:tc>
+            <w:tc>
+              <w:tcPr>
+                <w:tcW w:w="1017" w:type="pct"/>
+                <w:shd w:val="clear" w:color="auto" w:fill="auto"/>
+                <w:vAlign w:val="center"/>
+              </w:tcPr>
+              <w:p>
+                <w:pPr>
+                  <w:spacing w:line="240" w:lineRule="auto"/>
+                  <w:rPr>
+                    <w:sz w:val="21"/>
+                    <w:szCs w:val="21"/>
+                  </w:rPr>
+                </w:pPr>
+                <w:r>
+                  <w:rPr>
+                    <w:rFonts w:hint="eastAsia"/>
+                    <w:sz w:val="21"/>
+                    <w:szCs w:val="21"/>
+                  </w:rPr>
+                  <w:t xml:space="preserve"/>
+                </w:r>
+              </w:p>
+            </w:tc>
+          </w:tr>
+          <w:tr>
+            <w:trPr>
+              <w:trHeight w:val="454"/>
+            </w:trPr>
+            <w:tc>
+              <w:tcPr>
+                <w:tcW w:w="1017" w:type="pct"/>
+                <w:shd w:val="clear" w:color="auto" w:fill="auto"/>
+                <w:vAlign w:val="center"/>
+              </w:tcPr>
+              <w:p>
+                <w:pPr>
+                  <w:spacing w:line="240" w:lineRule="auto"/>
+                  <w:rPr>
+                    <w:sz w:val="21"/>
+                    <w:szCs w:val="21"/>
+                  </w:rPr>
+                </w:pPr>
+                <w:r>
+                  <w:rPr>
+                    <w:rFonts w:hint="eastAsia"/>
+                    <w:sz w:val="21"/>
+                    <w:szCs w:val="21"/>
+                  </w:rPr>
+                  <w:t xml:space="preserve">4</w:t>
+                </w:r>
+              </w:p>
+            </w:tc>
+            <w:tc>
+              <w:tcPr>
+                <w:tcW w:w="1017" w:type="pct"/>
+                <w:shd w:val="clear" w:color="auto" w:fill="auto"/>
+                <w:vAlign w:val="center"/>
+              </w:tcPr>
+              <w:p>
+                <w:pPr>
+                  <w:spacing w:line="240" w:lineRule="auto"/>
+                  <w:rPr>
+                    <w:sz w:val="21"/>
+                    <w:szCs w:val="21"/>
+                  </w:rPr>
+                </w:pPr>
+                <w:r>
+                  <w:rPr>
+                    <w:rFonts w:hint="eastAsia"/>
+                    <w:sz w:val="21"/>
+                    <w:szCs w:val="21"/>
+                  </w:rPr>
+                  <w:t xml:space="preserve"/>
+                </w:r>
+              </w:p>
+            </w:tc>
+            <w:tc>
+              <w:tcPr>
+                <w:tcW w:w="1017" w:type="pct"/>
+                <w:shd w:val="clear" w:color="auto" w:fill="auto"/>
+                <w:vAlign w:val="center"/>
+              </w:tcPr>
+              <w:p>
+                <w:pPr>
+                  <w:spacing w:line="240" w:lineRule="auto"/>
+                  <w:rPr>
+                    <w:sz w:val="21"/>
+                    <w:szCs w:val="21"/>
+                  </w:rPr>
+                </w:pPr>
+                <w:r>
+                  <w:rPr>
+                    <w:rFonts w:hint="eastAsia"/>
+                    <w:sz w:val="21"/>
+                    <w:szCs w:val="21"/>
+                  </w:rPr>
+                  <w:t xml:space="preserve"/>
+                </w:r>
+              </w:p>
+            </w:tc>
+            <w:tc>
+              <w:tcPr>
+                <w:tcW w:w="1017" w:type="pct"/>
+                <w:shd w:val="clear" w:color="auto" w:fill="auto"/>
+                <w:vAlign w:val="center"/>
+              </w:tcPr>
+              <w:p>
+                <w:pPr>
+                  <w:spacing w:line="240" w:lineRule="auto"/>
+                  <w:rPr>
+                    <w:sz w:val="21"/>
+                    <w:szCs w:val="21"/>
+                  </w:rPr>
+                </w:pPr>
+                <w:r>
+                  <w:rPr>
+                    <w:rFonts w:hint="eastAsia"/>
+                    <w:sz w:val="21"/>
+                    <w:szCs w:val="21"/>
+                  </w:rPr>
+                  <w:t xml:space="preserve"/>
+                </w:r>
+              </w:p>
+            </w:tc>
+            <w:tc>
+              <w:tcPr>
+                <w:tcW w:w="1017" w:type="pct"/>
+                <w:shd w:val="clear" w:color="auto" w:fill="auto"/>
+                <w:vAlign w:val="center"/>
+              </w:tcPr>
+              <w:p>
+                <w:pPr>
+                  <w:spacing w:line="240" w:lineRule="auto"/>
+                  <w:rPr>
+                    <w:sz w:val="21"/>
+                    <w:szCs w:val="21"/>
+                  </w:rPr>
+                </w:pPr>
+                <w:r>
+                  <w:rPr>
+                    <w:rFonts w:hint="eastAsia"/>
+                    <w:sz w:val="21"/>
+                    <w:szCs w:val="21"/>
+                  </w:rPr>
+                  <w:t xml:space="preserve"/>
+                </w:r>
+              </w:p>
+            </w:tc>
+            <w:tc>
+              <w:tcPr>
+                <w:tcW w:w="1017" w:type="pct"/>
+                <w:shd w:val="clear" w:color="auto" w:fill="auto"/>
+                <w:vAlign w:val="center"/>
+              </w:tcPr>
+              <w:p>
+                <w:pPr>
+                  <w:spacing w:line="240" w:lineRule="auto"/>
+                  <w:rPr>
+                    <w:sz w:val="21"/>
+                    <w:szCs w:val="21"/>
+                  </w:rPr>
+                </w:pPr>
+                <w:r>
+                  <w:rPr>
+                    <w:rFonts w:hint="eastAsia"/>
+                    <w:sz w:val="21"/>
+                    <w:szCs w:val="21"/>
+                  </w:rPr>
+                  <w:t xml:space="preserve"/>
+                </w:r>
+              </w:p>
+            </w:tc>
+            <w:tc>
+              <w:tcPr>
+                <w:tcW w:w="1017" w:type="pct"/>
+                <w:shd w:val="clear" w:color="auto" w:fill="auto"/>
+                <w:vAlign w:val="center"/>
+              </w:tcPr>
+              <w:p>
+                <w:pPr>
+                  <w:spacing w:line="240" w:lineRule="auto"/>
+                  <w:rPr>
+                    <w:sz w:val="21"/>
+                    <w:szCs w:val="21"/>
+                  </w:rPr>
+                </w:pPr>
+                <w:r>
+                  <w:rPr>
+                    <w:rFonts w:hint="eastAsia"/>
+                    <w:sz w:val="21"/>
+                    <w:szCs w:val="21"/>
+                  </w:rPr>
+                  <w:t xml:space="preserve"/>
+                </w:r>
+              </w:p>
+            </w:tc>
+          </w:tr>
+        </w:tbl>
+        <w:p>
+          <w:pPr>
+            <w:spacing w:line="360" w:lineRule="auto"/>
+            <w:ind w:firstLineChars="200" w:firstLine="480"/>
+            <w:rPr>
+              <w:sz w:val="24"/>
+              <w:szCs w:val="24"/>
+            </w:rPr>
+          </w:pPr>
+          <w:r>
+            <w:rPr>
+              <w:rFonts w:hint="eastAsia"/>
+              <w:sz w:val="24"/>
+              <w:szCs w:val="24"/>
+            </w:rPr>
+            <w:t xml:space="preserve"> </w:t>
           </w:r>
         </w:p>
       </w:sdtContent>
